--- a/07_SCI_TUST/Chapter00_總綱/00_題目賣點材料.docx
+++ b/07_SCI_TUST/Chapter00_總綱/00_題目賣點材料.docx
@@ -29,7 +29,17 @@
           <w:b/>
           <w:sz w:val="28"/>
         </w:rPr>
-        <w:t>一、題目（三選一，可混搭）</w:t>
+        <w:t>一、題目（v2，Wade 07-19 裁示後修正：案例＋機制入題，方法字全退回賣點層）</w:t>
+      </w:r>
+    </w:p>
+    <w:p>
+      <w:r>
+        <w:rPr>
+          <w:rFonts w:ascii="Times New Roman" w:hAnsi="Times New Roman" w:eastAsia="標楷體"/>
+          <w:b w:val="0"/>
+          <w:sz w:val="22"/>
+        </w:rPr>
+        <w:t>構式範本＝團隊自家 Q1：Chiu, Lee &amp; Wang (2017, TUST, 被引94)「Lining crack evolution of an operational tunnel influenced by slope instability」＝【現象+案例】influenced by【原因】，零方法字。</w:t>
       </w:r>
     </w:p>
     <w:p>
@@ -39,7 +49,7 @@
           <w:b/>
           <w:sz w:val="24"/>
         </w:rPr>
-        <w:t>T-A（穩健、TUST maintenance 範疇直擊）：</w:t>
+        <w:t>N-A（系列構式直接繼承，換驅動源——首選）：</w:t>
       </w:r>
     </w:p>
     <w:p>
@@ -52,7 +62,7 @@
           <w:b w:val="0"/>
           <w:sz w:val="24"/>
         </w:rPr>
-        <w:t>Cross-scale numerical simulation of groundwater-cycle-driven lining cracking in an operating mountain railway tunnel</w:t>
+        <w:t>Lining crack evolution of an operating mountain railway tunnel influenced by cyclic groundwater fluctuation</w:t>
       </w:r>
     </w:p>
     <w:p>
@@ -65,7 +75,20 @@
           <w:b w:val="0"/>
           <w:sz w:val="24"/>
         </w:rPr>
-        <w:t>營運山岳鐵路隧道受地下水循環驅動之襯砌開裂跨尺度數值模擬</w:t>
+        <w:t>營運山岳鐵路隧道襯砌裂縫受地下水位循環升降影響之演化</w:t>
+      </w:r>
+    </w:p>
+    <w:p>
+      <w:pPr>
+        <w:ind w:left="360"/>
+      </w:pPr>
+      <w:r>
+        <w:rPr>
+          <w:rFonts w:ascii="Times New Roman" w:hAnsi="Times New Roman" w:eastAsia="標楷體"/>
+          <w:b w:val="0"/>
+          <w:sz w:val="21"/>
+        </w:rPr>
+        <w:t>與 2017 前作形成明確系列感（slope instability → cyclic groundwater fluctuation）。</w:t>
       </w:r>
     </w:p>
     <w:p>
@@ -75,7 +98,7 @@
           <w:b/>
           <w:sz w:val="24"/>
         </w:rPr>
-        <w:t>T-B（機理隱喻、搶眼）：</w:t>
+        <w:t>N-B（機制入題，接前作「滯動」術語＝理論＋案例雙系列繼承）：</w:t>
       </w:r>
     </w:p>
     <w:p>
@@ -88,17 +111,7 @@
           <w:b w:val="0"/>
           <w:sz w:val="24"/>
         </w:rPr>
-        <w:t>Groundwater cycling as a damage pump: cross-scale simulation of intermittent time-dependent lining cracking in a mountain railway tunnel</w:t>
-      </w:r>
-    </w:p>
-    <w:p>
-      <w:r>
-        <w:rPr>
-          <w:rFonts w:ascii="Times New Roman" w:hAnsi="Times New Roman" w:eastAsia="標楷體"/>
-          <w:b/>
-          <w:sz w:val="24"/>
-        </w:rPr>
-        <w:t>T-C（方法前置）：</w:t>
+        <w:t>Lining cracking of an operating mountain railway tunnel driven by groundwater-fluctuation-induced intermittent time-dependent deformation</w:t>
       </w:r>
     </w:p>
     <w:p>
@@ -111,7 +124,30 @@
           <w:b w:val="0"/>
           <w:sz w:val="24"/>
         </w:rPr>
-        <w:t>From slope-scale seepage to discrete lining cracks: a cross-scale FDM–DEM simulation of an operating railway tunnel under cyclic groundwater loading</w:t>
+        <w:t>地下水位升降引致滯動（起閉）依時變形驅動之營運山岳鐵路隧道襯砌開裂</w:t>
+      </w:r>
+    </w:p>
+    <w:p>
+      <w:r>
+        <w:rPr>
+          <w:rFonts w:ascii="Times New Roman" w:hAnsi="Times New Roman" w:eastAsia="標楷體"/>
+          <w:b/>
+          <w:sz w:val="24"/>
+        </w:rPr>
+        <w:t>N-C（現象前置＋機制副標）：</w:t>
+      </w:r>
+    </w:p>
+    <w:p>
+      <w:pPr>
+        <w:ind w:left="360"/>
+      </w:pPr>
+      <w:r>
+        <w:rPr>
+          <w:rFonts w:ascii="Times New Roman" w:hAnsi="Times New Roman" w:eastAsia="標楷體"/>
+          <w:b w:val="0"/>
+          <w:sz w:val="24"/>
+        </w:rPr>
+        <w:t>Lining crack evolution in an operating mountain railway tunnel under cyclic groundwater fluctuation: intermittent time-dependent deformation as the driving mechanism</w:t>
       </w:r>
     </w:p>
     <w:p>
@@ -133,7 +169,7 @@
           <w:b w:val="0"/>
           <w:sz w:val="24"/>
         </w:rPr>
-        <w:t>選 T-A / T-B / T-C？或指示混搭方向。（建議 T-A 起跑，T-B 留給討論章概念圖）</w:t>
+        <w:t>N-A / N-B / N-C？（我推 N-A：最短、系列感最強；56 篇 Q1 題目解剖統計出爐後會附驗證數據）</w:t>
       </w:r>
     </w:p>
     <w:p>

--- a/07_SCI_TUST/Chapter00_總綱/00_題目賣點材料.docx
+++ b/07_SCI_TUST/Chapter00_總綱/00_題目賣點材料.docx
@@ -9,7 +9,7 @@
           <w:b/>
           <w:sz w:val="32"/>
         </w:rPr>
-        <w:t>文章題目、賣點、材料（框架首頁 v1，2026-07-18）</w:t>
+        <w:t>文章題目、賣點、材料（框架首頁 v3，2026-07-22；56 篇精讀後重寫）</w:t>
       </w:r>
     </w:p>
     <w:p>
@@ -19,7 +19,59 @@
           <w:b w:val="0"/>
           <w:sz w:val="22"/>
         </w:rPr>
-        <w:t>說明：本頁為全文之錨，仿 IJRMMS 前作的框架首頁迭代法——此頁穩定前不動正文。請直接在 Word 中批改、圈選、加註。</w:t>
+        <w:t>本版依全庫 56 篇逐篇精讀之數據重寫（統計見 refs/reading_notes/_SYN_title_anatomy.md）。文書規則自本版起落地：段落末黃底重點、引用文獻藍字、</w:t>
+      </w:r>
+      <w:r>
+        <w:rPr>
+          <w:rFonts w:ascii="Times New Roman" w:hAnsi="Times New Roman" w:eastAsia="標楷體"/>
+          <w:b w:val="0"/>
+          <w:color w:val="C00000"/>
+          <w:sz w:val="22"/>
+        </w:rPr>
+        <w:t>圖XX</w:t>
+      </w:r>
+      <w:r>
+        <w:rPr>
+          <w:rFonts w:ascii="Times New Roman" w:hAnsi="Times New Roman" w:eastAsia="標楷體"/>
+          <w:b w:val="0"/>
+          <w:sz w:val="22"/>
+        </w:rPr>
+        <w:t xml:space="preserve"> 紅字、</w:t>
+      </w:r>
+      <w:r>
+        <w:rPr>
+          <w:rFonts w:ascii="Times New Roman" w:hAnsi="Times New Roman" w:eastAsia="標楷體"/>
+          <w:b w:val="0"/>
+          <w:color w:val="008040"/>
+          <w:sz w:val="22"/>
+        </w:rPr>
+        <w:t>表XX</w:t>
+      </w:r>
+      <w:r>
+        <w:rPr>
+          <w:rFonts w:ascii="Times New Roman" w:hAnsi="Times New Roman" w:eastAsia="標楷體"/>
+          <w:b w:val="0"/>
+          <w:sz w:val="22"/>
+        </w:rPr>
+        <w:t xml:space="preserve"> 綠字。</w:t>
+      </w:r>
+      <w:r>
+        <w:rPr>
+          <w:rFonts w:ascii="Times New Roman" w:hAnsi="Times New Roman" w:eastAsia="標楷體"/>
+          <w:b w:val="0"/>
+          <w:sz w:val="22"/>
+        </w:rPr>
+        <w:t xml:space="preserve">　</w:t>
+      </w:r>
+      <w:r>
+        <w:rPr>
+          <w:rFonts w:ascii="Times New Roman" w:hAnsi="Times New Roman" w:eastAsia="標楷體"/>
+          <w:b w:val="0"/>
+          <w:color w:val="000000"/>
+          <w:sz w:val="20"/>
+          <w:highlight w:val="yellow"/>
+        </w:rPr>
+        <w:t>【重點：本頁=全文之錨；此頁不穩不動正文】</w:t>
       </w:r>
     </w:p>
     <w:p>
@@ -29,7 +81,7 @@
           <w:b/>
           <w:sz w:val="28"/>
         </w:rPr>
-        <w:t>一、題目（v2，Wade 07-19 裁示後修正：案例＋機制入題，方法字全退回賣點層）</w:t>
+        <w:t>一、題目（定版建議＝混血案；56 題解剖數據支撐）</w:t>
       </w:r>
     </w:p>
     <w:p>
@@ -37,9 +89,61 @@
         <w:rPr>
           <w:rFonts w:ascii="Times New Roman" w:hAnsi="Times New Roman" w:eastAsia="標楷體"/>
           <w:b w:val="0"/>
+          <w:sz w:val="24"/>
+        </w:rPr>
+        <w:t xml:space="preserve">數據事實：我們的賽道（營運隧道病害×機制歸因）11/11 題目零方法詞；案例匿名化 30/31（“an operating tunnel” 式）；“under+水文驅動” 有同刊直接前例 </w:t>
+      </w:r>
+      <w:r>
+        <w:rPr>
+          <w:rFonts w:ascii="Times New Roman" w:hAnsi="Times New Roman" w:eastAsia="標楷體"/>
+          <w:b w:val="0"/>
+          <w:color w:val="1F4EC8"/>
+          <w:sz w:val="24"/>
+        </w:rPr>
+        <w:t>(Sun et al., 2023)</w:t>
+      </w:r>
+      <w:r>
+        <w:rPr>
+          <w:rFonts w:ascii="Times New Roman" w:hAnsi="Times New Roman" w:eastAsia="標楷體"/>
+          <w:b w:val="0"/>
+          <w:sz w:val="24"/>
+        </w:rPr>
+        <w:t xml:space="preserve">；“crack evolution” 承接 </w:t>
+      </w:r>
+      <w:r>
+        <w:rPr>
+          <w:rFonts w:ascii="Times New Roman" w:hAnsi="Times New Roman" w:eastAsia="標楷體"/>
+          <w:b w:val="0"/>
+          <w:color w:val="1F4EC8"/>
+          <w:sz w:val="24"/>
+        </w:rPr>
+        <w:t>(Chiu et al., 2017)</w:t>
+      </w:r>
+      <w:r>
+        <w:rPr>
+          <w:rFonts w:ascii="Times New Roman" w:hAnsi="Times New Roman" w:eastAsia="標楷體"/>
+          <w:b w:val="0"/>
+          <w:sz w:val="24"/>
+        </w:rPr>
+        <w:t xml:space="preserve"> 系譜（被引 94）。</w:t>
+      </w:r>
+      <w:r>
+        <w:rPr>
+          <w:rFonts w:ascii="Times New Roman" w:hAnsi="Times New Roman" w:eastAsia="標楷體"/>
+          <w:b w:val="0"/>
+          <w:sz w:val="24"/>
+        </w:rPr>
+        <w:t xml:space="preserve">　</w:t>
+      </w:r>
+      <w:r>
+        <w:rPr>
+          <w:rFonts w:ascii="Times New Roman" w:hAnsi="Times New Roman" w:eastAsia="標楷體"/>
+          <w:b w:val="0"/>
+          <w:color w:val="000000"/>
           <w:sz w:val="22"/>
+          <w:highlight w:val="yellow"/>
         </w:rPr>
-        <w:t>構式範本＝團隊自家 Q1：Chiu, Lee &amp; Wang (2017, TUST, 被引94)「Lining crack evolution of an operational tunnel influenced by slope instability」＝【現象+案例】influenced by【原因】，零方法字。</w:t>
+        <w:t>【重點：賽道慣例：題目零方法詞、案例匿名、方法退居賣點層】</w:t>
       </w:r>
     </w:p>
     <w:p>
@@ -49,7 +153,20 @@
           <w:b/>
           <w:sz w:val="24"/>
         </w:rPr>
-        <w:t>N-A（系列構式直接繼承，換驅動源——首選）：</w:t>
+        <w:t>首選（評分 22/25）：</w:t>
+      </w:r>
+    </w:p>
+    <w:p>
+      <w:pPr>
+        <w:ind w:left="360"/>
+      </w:pPr>
+      <w:r>
+        <w:rPr>
+          <w:rFonts w:ascii="Times New Roman" w:hAnsi="Times New Roman" w:eastAsia="標楷體"/>
+          <w:b/>
+          <w:sz w:val="24"/>
+        </w:rPr>
+        <w:t>Lining crack evolution of an operating mountain railway tunnel under cyclic groundwater fluctuation: intermittent time-dependent deformation as the driving mechanism</w:t>
       </w:r>
     </w:p>
     <w:p>
@@ -62,7 +179,7 @@
           <w:b w:val="0"/>
           <w:sz w:val="24"/>
         </w:rPr>
-        <w:t>Lining crack evolution of an operating mountain railway tunnel influenced by cyclic groundwater fluctuation</w:t>
+        <w:t>營運山岳鐵路隧道襯砌裂縫在地下水位循環下之演化：以滯動依時變形為驅動機制</w:t>
       </w:r>
     </w:p>
     <w:p>
@@ -73,9 +190,61 @@
         <w:rPr>
           <w:rFonts w:ascii="Times New Roman" w:hAnsi="Times New Roman" w:eastAsia="標楷體"/>
           <w:b w:val="0"/>
-          <w:sz w:val="24"/>
+          <w:sz w:val="22"/>
         </w:rPr>
-        <w:t>營運山岳鐵路隧道襯砌裂縫受地下水位循環升降影響之演化</w:t>
+        <w:t xml:space="preserve">主標繼承 </w:t>
+      </w:r>
+      <w:r>
+        <w:rPr>
+          <w:rFonts w:ascii="Times New Roman" w:hAnsi="Times New Roman" w:eastAsia="標楷體"/>
+          <w:b w:val="0"/>
+          <w:color w:val="1F4EC8"/>
+          <w:sz w:val="22"/>
+        </w:rPr>
+        <w:t>(Chiu et al., 2017)</w:t>
+      </w:r>
+      <w:r>
+        <w:rPr>
+          <w:rFonts w:ascii="Times New Roman" w:hAnsi="Times New Roman" w:eastAsia="標楷體"/>
+          <w:b w:val="0"/>
+          <w:sz w:val="22"/>
+        </w:rPr>
+        <w:t xml:space="preserve"> 的「crack evolution of an operational tunnel」構式（續作訊號）；副標把 intermittent time-dependent deformation 佔位入題、跨刊承接前作</w:t>
+      </w:r>
+      <w:r>
+        <w:rPr>
+          <w:rFonts w:ascii="Times New Roman" w:hAnsi="Times New Roman" w:eastAsia="標楷體"/>
+          <w:b w:val="0"/>
+          <w:color w:val="1F4EC8"/>
+          <w:sz w:val="22"/>
+        </w:rPr>
+        <w:t>(Tsai et al., in review)</w:t>
+      </w:r>
+      <w:r>
+        <w:rPr>
+          <w:rFonts w:ascii="Times New Roman" w:hAnsi="Times New Roman" w:eastAsia="標楷體"/>
+          <w:b w:val="0"/>
+          <w:sz w:val="22"/>
+        </w:rPr>
+        <w:t xml:space="preserve"> 術語——一題同時鎖兩條團隊系譜。</w:t>
+      </w:r>
+      <w:r>
+        <w:rPr>
+          <w:rFonts w:ascii="Times New Roman" w:hAnsi="Times New Roman" w:eastAsia="標楷體"/>
+          <w:b w:val="0"/>
+          <w:sz w:val="22"/>
+        </w:rPr>
+        <w:t xml:space="preserve">　</w:t>
+      </w:r>
+      <w:r>
+        <w:rPr>
+          <w:rFonts w:ascii="Times New Roman" w:hAnsi="Times New Roman" w:eastAsia="標楷體"/>
+          <w:b w:val="0"/>
+          <w:color w:val="000000"/>
+          <w:sz w:val="20"/>
+          <w:highlight w:val="yellow"/>
+        </w:rPr>
+        <w:t>【重點：一題鎖雙系譜：2017 案例線＋前作理論線】</w:t>
       </w:r>
     </w:p>
     <w:p>
@@ -86,19 +255,9 @@
         <w:rPr>
           <w:rFonts w:ascii="Times New Roman" w:hAnsi="Times New Roman" w:eastAsia="標楷體"/>
           <w:b w:val="0"/>
-          <w:sz w:val="21"/>
+          <w:sz w:val="22"/>
         </w:rPr>
-        <w:t>與 2017 前作形成明確系列感（slope instability → cyclic groundwater fluctuation）。</w:t>
-      </w:r>
-    </w:p>
-    <w:p>
-      <w:r>
-        <w:rPr>
-          <w:rFonts w:ascii="Times New Roman" w:hAnsi="Times New Roman" w:eastAsia="標楷體"/>
-          <w:b/>
-          <w:sz w:val="24"/>
-        </w:rPr>
-        <w:t>N-B（機制入題，接前作「滯動」術語＝理論＋案例雙系列繼承）：</w:t>
+        <w:t>備案 A（安全牌，若機制證據鏈不足以撐單因歸因）：Lining crack evolution of an operating mountain railway tunnel influenced by cyclic groundwater fluctuation</w:t>
       </w:r>
     </w:p>
     <w:p>
@@ -109,51 +268,12 @@
         <w:rPr>
           <w:rFonts w:ascii="Times New Roman" w:hAnsi="Times New Roman" w:eastAsia="標楷體"/>
           <w:b w:val="0"/>
-          <w:sz w:val="24"/>
+          <w:sz w:val="22"/>
         </w:rPr>
-        <w:t>Lining cracking of an operating mountain railway tunnel driven by groundwater-fluctuation-induced intermittent time-dependent deformation</w:t>
+        <w:t>備案 B（審稿疑慮時副標降級）：副標改 the role of intermittent time-dependent deformation（弱化為角色探討；不建議先自弱）。</w:t>
       </w:r>
     </w:p>
     <w:p>
-      <w:pPr>
-        <w:ind w:left="360"/>
-      </w:pPr>
-      <w:r>
-        <w:rPr>
-          <w:rFonts w:ascii="Times New Roman" w:hAnsi="Times New Roman" w:eastAsia="標楷體"/>
-          <w:b w:val="0"/>
-          <w:sz w:val="24"/>
-        </w:rPr>
-        <w:t>地下水位升降引致滯動（起閉）依時變形驅動之營運山岳鐵路隧道襯砌開裂</w:t>
-      </w:r>
-    </w:p>
-    <w:p>
-      <w:r>
-        <w:rPr>
-          <w:rFonts w:ascii="Times New Roman" w:hAnsi="Times New Roman" w:eastAsia="標楷體"/>
-          <w:b/>
-          <w:sz w:val="24"/>
-        </w:rPr>
-        <w:t>N-C（現象前置＋機制副標）：</w:t>
-      </w:r>
-    </w:p>
-    <w:p>
-      <w:pPr>
-        <w:ind w:left="360"/>
-      </w:pPr>
-      <w:r>
-        <w:rPr>
-          <w:rFonts w:ascii="Times New Roman" w:hAnsi="Times New Roman" w:eastAsia="標楷體"/>
-          <w:b w:val="0"/>
-          <w:sz w:val="24"/>
-        </w:rPr>
-        <w:t>Lining crack evolution in an operating mountain railway tunnel under cyclic groundwater fluctuation: intermittent time-dependent deformation as the driving mechanism</w:t>
-      </w:r>
-    </w:p>
-    <w:p>
-      <w:pPr>
-        <w:spacing w:after="240"/>
-      </w:pPr>
       <w:r>
         <w:rPr>
           <w:rFonts w:ascii="Times New Roman" w:hAnsi="Times New Roman" w:eastAsia="標楷體"/>
@@ -169,7 +289,7 @@
           <w:b w:val="0"/>
           <w:sz w:val="24"/>
         </w:rPr>
-        <w:t>N-A / N-B / N-C？（我推 N-A：最短、系列感最強；56 篇 Q1 題目解剖統計出爐後會附驗證數據）</w:t>
+        <w:t>題目定版：首選混血案／備案 A？（N-B 淘汰：三連字複合詞、56 篇樣本零前例）</w:t>
       </w:r>
     </w:p>
     <w:p>
@@ -179,7 +299,7 @@
           <w:b/>
           <w:sz w:val="28"/>
         </w:rPr>
-        <w:t>二、賣點（5 項，按主打順序）</w:t>
+        <w:t>二、賣點（v2 重排：案例×機制＝故事主軸，方法＝差異化手段）</w:t>
       </w:r>
     </w:p>
     <w:p>
@@ -192,7 +312,42 @@
           <w:b w:val="0"/>
           <w:sz w:val="24"/>
         </w:rPr>
-        <w:t>賣點 1：跨尺度因果鏈完整量化：地下水年循環（坡地尺度）→近場滲流→門檻滯動潛變→襯砌離散開裂（單一裂縫級）；三尺度巢狀地質模型錨定＋一致性資料傳遞。文獻中隧道–邊坡互制幾乎全為地震題（Xin 2024; Tian 2026, 皆 TUST），水文驅動跨尺度鏈為空白。</w:t>
+        <w:t>賣點 1｜案例資產之唯一性：營運中文化資產鐵道隧道×十年病徵時序複合監測鏈（LiDAR 全斷面兩期、三期異狀展開圖、裂縫計持續緩剪紀錄、修復履歷、水位計年擺幅）。戰法＝</w:t>
+      </w:r>
+      <w:r>
+        <w:rPr>
+          <w:rFonts w:ascii="Times New Roman" w:hAnsi="Times New Roman" w:eastAsia="標楷體"/>
+          <w:b w:val="0"/>
+          <w:color w:val="1F4EC8"/>
+          <w:sz w:val="24"/>
+        </w:rPr>
+        <w:t>(Chiu et al., 2017)</w:t>
+      </w:r>
+      <w:r>
+        <w:rPr>
+          <w:rFonts w:ascii="Times New Roman" w:hAnsi="Times New Roman" w:eastAsia="標楷體"/>
+          <w:b w:val="0"/>
+          <w:sz w:val="24"/>
+        </w:rPr>
+        <w:t xml:space="preserve"> 的稀缺性反轉：長期裂縫時序紀錄極少見，n=1 翻成資料價值。</w:t>
+      </w:r>
+      <w:r>
+        <w:rPr>
+          <w:rFonts w:ascii="Times New Roman" w:hAnsi="Times New Roman" w:eastAsia="標楷體"/>
+          <w:b w:val="0"/>
+          <w:sz w:val="24"/>
+        </w:rPr>
+        <w:t xml:space="preserve">　</w:t>
+      </w:r>
+      <w:r>
+        <w:rPr>
+          <w:rFonts w:ascii="Times New Roman" w:hAnsi="Times New Roman" w:eastAsia="標楷體"/>
+          <w:b w:val="0"/>
+          <w:color w:val="000000"/>
+          <w:sz w:val="22"/>
+          <w:highlight w:val="yellow"/>
+        </w:rPr>
+        <w:t>【重點：故事主角是案例，不是模型】</w:t>
       </w:r>
     </w:p>
     <w:p>
@@ -205,7 +360,42 @@
           <w:b w:val="0"/>
           <w:sz w:val="24"/>
         </w:rPr>
-        <w:t>賣點 2：滯動機制之襯砌尺度延伸：前作（IJRMMS, in review）建立圍岩尺度滯動理論，本文推進到「滯動→襯砌損傷節律」：雨峰爆發 A_wet=7.0、退水凍結 A_frz=0.0046、濕窗貢獻 91% 損傷。</w:t>
+        <w:t xml:space="preserve">賣點 2｜機制主張＝滯動起閉的襯砌尺度延伸：前作 </w:t>
+      </w:r>
+      <w:r>
+        <w:rPr>
+          <w:rFonts w:ascii="Times New Roman" w:hAnsi="Times New Roman" w:eastAsia="標楷體"/>
+          <w:b w:val="0"/>
+          <w:color w:val="1F4EC8"/>
+          <w:sz w:val="24"/>
+        </w:rPr>
+        <w:t>(Tsai et al., in review)</w:t>
+      </w:r>
+      <w:r>
+        <w:rPr>
+          <w:rFonts w:ascii="Times New Roman" w:hAnsi="Times New Roman" w:eastAsia="標楷體"/>
+          <w:b w:val="0"/>
+          <w:sz w:val="24"/>
+        </w:rPr>
+        <w:t xml:space="preserve"> 建立圍岩尺度滯動理論，本文推進到「水位相位控制襯砌損傷節律」：雨峰爆發 A_wet=7.0、退水凍結 A_frz=0.0046、濕窗貢獻 91% 損傷增量。</w:t>
+      </w:r>
+      <w:r>
+        <w:rPr>
+          <w:rFonts w:ascii="Times New Roman" w:hAnsi="Times New Roman" w:eastAsia="標楷體"/>
+          <w:b w:val="0"/>
+          <w:sz w:val="24"/>
+        </w:rPr>
+        <w:t xml:space="preserve">　</w:t>
+      </w:r>
+      <w:r>
+        <w:rPr>
+          <w:rFonts w:ascii="Times New Roman" w:hAnsi="Times New Roman" w:eastAsia="標楷體"/>
+          <w:b w:val="0"/>
+          <w:color w:val="000000"/>
+          <w:sz w:val="22"/>
+          <w:highlight w:val="yellow"/>
+        </w:rPr>
+        <w:t>【重點：機制詞已入題＝佔位】</w:t>
       </w:r>
     </w:p>
     <w:p>
@@ -218,7 +408,25 @@
           <w:b w:val="0"/>
           <w:sz w:val="24"/>
         </w:rPr>
-        <w:t>賣點 3：BPM 離散襯砌之裂縫型態學：2.08M 鍵結無配筋 RC 襯砌，重現裂縫帶狀分區＋三軌型態分類，並與現地 LiDAR 展開圖同座標對照。</w:t>
+        <w:t>賣點 3｜方法特色一：三維工程地質模型錨定之跨尺度傳遞鏈（坡地→隧道→襯砌；340 m 鑽探＋室內試驗給參數出處；Kabsch 剛體扣除＋應變一致性檢核）。</w:t>
+      </w:r>
+      <w:r>
+        <w:rPr>
+          <w:rFonts w:ascii="Times New Roman" w:hAnsi="Times New Roman" w:eastAsia="標楷體"/>
+          <w:b w:val="0"/>
+          <w:sz w:val="24"/>
+        </w:rPr>
+        <w:t xml:space="preserve">　</w:t>
+      </w:r>
+      <w:r>
+        <w:rPr>
+          <w:rFonts w:ascii="Times New Roman" w:hAnsi="Times New Roman" w:eastAsia="標楷體"/>
+          <w:b w:val="0"/>
+          <w:color w:val="000000"/>
+          <w:sz w:val="22"/>
+          <w:highlight w:val="yellow"/>
+        </w:rPr>
+        <w:t>【重點：地質模型是出處不是背景】</w:t>
       </w:r>
     </w:p>
     <w:p>
@@ -231,7 +439,59 @@
           <w:b w:val="0"/>
           <w:sz w:val="24"/>
         </w:rPr>
-        <w:t>賣點 4：雙向損傷回饋初探（放討論章）：D(s,y)→E 割線勁度回饋之 5 天交替分區耦合，day-130 損傷達單向 2.83×；力回饋過定性論證（Picard 發散實證）本身即方法貢獻。</w:t>
+        <w:t xml:space="preserve">賣點 4｜方法特色二：BPM 離散襯砌之裂縫型態學（2.08M 鍵結、三軌分類環/斜/縱，與現地展開圖同座標對照）。最近前例 </w:t>
+      </w:r>
+      <w:r>
+        <w:rPr>
+          <w:rFonts w:ascii="Times New Roman" w:hAnsi="Times New Roman" w:eastAsia="標楷體"/>
+          <w:b w:val="0"/>
+          <w:color w:val="1F4EC8"/>
+          <w:sz w:val="24"/>
+        </w:rPr>
+        <w:t>(Liu et al., 2023)</w:t>
+      </w:r>
+      <w:r>
+        <w:rPr>
+          <w:rFonts w:ascii="Times New Roman" w:hAnsi="Times New Roman" w:eastAsia="標楷體"/>
+          <w:b w:val="0"/>
+          <w:sz w:val="24"/>
+        </w:rPr>
+        <w:t xml:space="preserve"> 僅及材料缺陷單調載重、</w:t>
+      </w:r>
+      <w:r>
+        <w:rPr>
+          <w:rFonts w:ascii="Times New Roman" w:hAnsi="Times New Roman" w:eastAsia="標楷體"/>
+          <w:b w:val="0"/>
+          <w:color w:val="1F4EC8"/>
+          <w:sz w:val="24"/>
+        </w:rPr>
+        <w:t>(Zheng et al., 2024)</w:t>
+      </w:r>
+      <w:r>
+        <w:rPr>
+          <w:rFonts w:ascii="Times New Roman" w:hAnsi="Times New Roman" w:eastAsia="標楷體"/>
+          <w:b w:val="0"/>
+          <w:sz w:val="24"/>
+        </w:rPr>
+        <w:t xml:space="preserve"> 僅及潛變無水；水文循環驅動之離散襯砌損傷無人做過。</w:t>
+      </w:r>
+      <w:r>
+        <w:rPr>
+          <w:rFonts w:ascii="Times New Roman" w:hAnsi="Times New Roman" w:eastAsia="標楷體"/>
+          <w:b w:val="0"/>
+          <w:sz w:val="24"/>
+        </w:rPr>
+        <w:t xml:space="preserve">　</w:t>
+      </w:r>
+      <w:r>
+        <w:rPr>
+          <w:rFonts w:ascii="Times New Roman" w:hAnsi="Times New Roman" w:eastAsia="標楷體"/>
+          <w:b w:val="0"/>
+          <w:color w:val="000000"/>
+          <w:sz w:val="22"/>
+          <w:highlight w:val="yellow"/>
+        </w:rPr>
+        <w:t>【重點：離散襯砌×水循環＝文獻空格】</w:t>
       </w:r>
     </w:p>
     <w:p>
@@ -244,13 +504,28 @@
           <w:b w:val="0"/>
           <w:sz w:val="24"/>
         </w:rPr>
-        <w:t>賣點 5：維養決策視角（TUST 甜蜜點）：真實營運隧道＋分級調查制度＋水位監測 → 「地下水位管理＝襯砌損傷管理」。</w:t>
+        <w:t>賣點 5｜方法特色三＋工程收尾：D→E 損傷回饋初探（day-130 損傷達單向 2.83×，放討論章）＋「地下水位管理＝襯砌損傷管理」之維養含義（TUST maintenance 範疇甜蜜點）。</w:t>
+      </w:r>
+      <w:r>
+        <w:rPr>
+          <w:rFonts w:ascii="Times New Roman" w:hAnsi="Times New Roman" w:eastAsia="標楷體"/>
+          <w:b w:val="0"/>
+          <w:sz w:val="24"/>
+        </w:rPr>
+        <w:t xml:space="preserve">　</w:t>
+      </w:r>
+      <w:r>
+        <w:rPr>
+          <w:rFonts w:ascii="Times New Roman" w:hAnsi="Times New Roman" w:eastAsia="標楷體"/>
+          <w:b w:val="0"/>
+          <w:color w:val="000000"/>
+          <w:sz w:val="22"/>
+          <w:highlight w:val="yellow"/>
+        </w:rPr>
+        <w:t>【重點：回饋當討論不當主菜；工程含義收尾】</w:t>
       </w:r>
     </w:p>
     <w:p>
-      <w:pPr>
-        <w:spacing w:after="240"/>
-      </w:pPr>
       <w:r>
         <w:rPr>
           <w:rFonts w:ascii="Times New Roman" w:hAnsi="Times New Roman" w:eastAsia="標楷體"/>
@@ -266,7 +541,7 @@
           <w:b w:val="0"/>
           <w:sz w:val="24"/>
         </w:rPr>
-        <w:t>五條賣點之措辭與排序？（前作經驗：賣點是被改最多次的元素，請大方下刀）</w:t>
+        <w:t>賣點措辭與排序？（案例先行、方法置後之新排序是否符合你的直覺）</w:t>
       </w:r>
     </w:p>
     <w:p>
@@ -276,7 +551,7 @@
           <w:b/>
           <w:sz w:val="28"/>
         </w:rPr>
-        <w:t>三、材料（5 項食材）</w:t>
+        <w:t>三、材料（5 項食材，不變）</w:t>
       </w:r>
     </w:p>
     <w:p>
@@ -287,9 +562,9 @@
         <w:rPr>
           <w:rFonts w:ascii="Times New Roman" w:hAnsi="Times New Roman" w:eastAsia="標楷體"/>
           <w:b w:val="0"/>
-          <w:sz w:val="24"/>
+          <w:sz w:val="22"/>
         </w:rPr>
-        <w:t>材料 1：修正力學模式（門檻黏彈塑 Burgers-Mohr，λ≡T 開關；s1 門檻掃描定準法）——引前作、只寫差異</w:t>
+        <w:t>材料 1：修正力學模式（門檻黏彈塑 Burgers-Mohr；s1 門檻掃描定準法）——引前作、只寫差異</w:t>
       </w:r>
     </w:p>
     <w:p>
@@ -300,9 +575,9 @@
         <w:rPr>
           <w:rFonts w:ascii="Times New Roman" w:hAnsi="Times New Roman" w:eastAsia="標楷體"/>
           <w:b w:val="0"/>
-          <w:sz w:val="24"/>
+          <w:sz w:val="22"/>
         </w:rPr>
-        <w:t>材料 2：三維工程地質模型（坡地 4 層／隧道 6 層／互制模型；340 m 鑽探＋岩心＋室內試驗給出處——202411 附錄 11/12/13）</w:t>
+        <w:t>材料 2：三維工程地質模型（坡地 4 層／隧道 6 層／互制模型；202411 附錄 11/12/13 鑽探試驗出處）</w:t>
       </w:r>
     </w:p>
     <w:p>
@@ -313,9 +588,9 @@
         <w:rPr>
           <w:rFonts w:ascii="Times New Roman" w:hAnsi="Times New Roman" w:eastAsia="標楷體"/>
           <w:b w:val="0"/>
-          <w:sz w:val="24"/>
+          <w:sz w:val="22"/>
         </w:rPr>
-        <w:t>材料 3：真實案例資料（#46 隧道 1233 m、R=50 曲線：LiDAR 全斷面兩期、三期異狀展開圖、裂縫計 110–112 持續緩剪、112 年修復履歷、0403 地震後新裂縫）</w:t>
+        <w:t>材料 3：真實案例資料（#46 隧道 1233 m、R=50 曲線：LiDAR 兩期、三期展開圖、裂縫計、修復履歷）</w:t>
       </w:r>
     </w:p>
     <w:p>
@@ -326,9 +601,9 @@
         <w:rPr>
           <w:rFonts w:ascii="Times New Roman" w:hAnsi="Times New Roman" w:eastAsia="標楷體"/>
           <w:b w:val="0"/>
-          <w:sz w:val="24"/>
+          <w:sz w:val="22"/>
         </w:rPr>
-        <w:t>材料 4：單向弱耦合定版成果（05 v6：11 階段 130 天、37,980 斷鍵、環199/斜19/縱3 m、外壓 946 kPa、左肩推力 1,029 kN/m）</w:t>
+        <w:t>材料 4：單向弱耦合定版成果（05 v6：130 天、37,980 斷鍵、環199/斜19/縱3 m、外壓 946 kPa、推力 1,029 kN/m）</w:t>
       </w:r>
     </w:p>
     <w:p>
@@ -339,9 +614,9 @@
         <w:rPr>
           <w:rFonts w:ascii="Times New Roman" w:hAnsi="Times New Roman" w:eastAsia="標楷體"/>
           <w:b w:val="0"/>
-          <w:sz w:val="24"/>
+          <w:sz w:val="22"/>
         </w:rPr>
-        <w:t>材料 5：雙向強耦合鏈（06 T5：26×5 天交替、D→E 回饋、107,479 斷鍵=2.83×、逐 tick 全紀錄）</w:t>
+        <w:t>材料 5：雙向強耦合鏈（06 T5：26×5 天、D→E 回饋、107,479 斷鍵=2.83×）</w:t>
       </w:r>
     </w:p>
     <w:p>
@@ -351,7 +626,7 @@
           <w:b/>
           <w:sz w:val="28"/>
         </w:rPr>
-        <w:t>四、討論要點（5 項）</w:t>
+        <w:t>四、討論要點（5 項，不變）</w:t>
       </w:r>
     </w:p>
     <w:p>
@@ -362,9 +637,9 @@
         <w:rPr>
           <w:rFonts w:ascii="Times New Roman" w:hAnsi="Times New Roman" w:eastAsia="標楷體"/>
           <w:b w:val="0"/>
-          <w:sz w:val="24"/>
+          <w:sz w:val="22"/>
         </w:rPr>
-        <w:t>・雙向 vs 單向放大之組成（回饋效應 vs 細時距路徑效應；L0 對照鏈拆解）</w:t>
+        <w:t>・雙向 vs 單向放大之分解（L0 對照鏈）</w:t>
       </w:r>
     </w:p>
     <w:p>
@@ -375,9 +650,9 @@
         <w:rPr>
           <w:rFonts w:ascii="Times New Roman" w:hAnsi="Times New Roman" w:eastAsia="標楷體"/>
           <w:b w:val="0"/>
-          <w:sz w:val="24"/>
+          <w:sz w:val="22"/>
         </w:rPr>
-        <w:t>・門檻 T 的物理意義與定準敏感度（回應口委黃老師；與前作 λ≈0.4 之尺度差異論述）</w:t>
+        <w:t>・門檻 T 的物理意義與定準敏感度</w:t>
       </w:r>
     </w:p>
     <w:p>
@@ -388,9 +663,9 @@
         <w:rPr>
           <w:rFonts w:ascii="Times New Roman" w:hAnsi="Times New Roman" w:eastAsia="標楷體"/>
           <w:b w:val="0"/>
-          <w:sz w:val="24"/>
+          <w:sz w:val="22"/>
         </w:rPr>
-        <w:t>・水位擺幅情境（實測 ~30 m vs 模擬 100 m 之情境放大論證）</w:t>
+        <w:t>・水位擺幅情境論證（實測 ~30 m vs 模擬 100 m）</w:t>
       </w:r>
     </w:p>
     <w:p>
@@ -401,7 +676,7 @@
         <w:rPr>
           <w:rFonts w:ascii="Times New Roman" w:hAnsi="Times New Roman" w:eastAsia="標楷體"/>
           <w:b w:val="0"/>
-          <w:sz w:val="24"/>
+          <w:sz w:val="22"/>
         </w:rPr>
         <w:t>・f=0.25 縮尺與趨勢級解讀邊界</w:t>
       </w:r>
@@ -414,9 +689,9 @@
         <w:rPr>
           <w:rFonts w:ascii="Times New Roman" w:hAnsi="Times New Roman" w:eastAsia="標楷體"/>
           <w:b w:val="0"/>
-          <w:sz w:val="24"/>
+          <w:sz w:val="22"/>
         </w:rPr>
-        <w:t>・水位管理＝損傷管理（滯動泵概念收尾）</w:t>
+        <w:t>・水位管理＝損傷管理（滯動泵收尾）</w:t>
       </w:r>
     </w:p>
     <w:sectPr>

--- a/07_SCI_TUST/Chapter00_總綱/00_題目賣點材料.docx
+++ b/07_SCI_TUST/Chapter00_總綱/00_題目賣點材料.docx
@@ -19,7 +19,7 @@
           <w:b w:val="0"/>
           <w:sz w:val="22"/>
         </w:rPr>
-        <w:t>本版依全庫 56 篇逐篇精讀之數據重寫（統計見 refs/reading_notes/_SYN_title_anatomy.md）。文書規則自本版起落地：段落末黃底重點、引用文獻藍字、</w:t>
+        <w:t>本版依全庫 56 篇逐篇精讀之數據重寫（統計見 References/reading_notes/_SYN_title_anatomy.md）。文書規則自本版起落地：段落末黃底重點、引用文獻藍字、</w:t>
       </w:r>
       <w:r>
         <w:rPr>

--- a/07_SCI_TUST/Chapter00_總綱/00_題目賣點材料.docx
+++ b/07_SCI_TUST/Chapter00_總綱/00_題目賣點材料.docx
@@ -3,13 +3,16 @@
 <w:document xmlns:wpc="http://schemas.microsoft.com/office/word/2010/wordprocessingCanvas" xmlns:mo="http://schemas.microsoft.com/office/mac/office/2008/main" xmlns:mc="http://schemas.openxmlformats.org/markup-compatibility/2006" xmlns:mv="urn:schemas-microsoft-com:mac:vml" xmlns:o="urn:schemas-microsoft-com:office:office" xmlns:r="http://schemas.openxmlformats.org/officeDocument/2006/relationships" xmlns:m="http://schemas.openxmlformats.org/officeDocument/2006/math" xmlns:v="urn:schemas-microsoft-com:vml" xmlns:wp14="http://schemas.microsoft.com/office/word/2010/wordprocessingDrawing" xmlns:wp="http://schemas.openxmlformats.org/drawingml/2006/wordprocessingDrawing" xmlns:w10="urn:schemas-microsoft-com:office:word" xmlns:w="http://schemas.openxmlformats.org/wordprocessingml/2006/main" xmlns:w14="http://schemas.microsoft.com/office/word/2010/wordml" xmlns:wpg="http://schemas.microsoft.com/office/word/2010/wordprocessingGroup" xmlns:wpi="http://schemas.microsoft.com/office/word/2010/wordprocessingInk" xmlns:wne="http://schemas.microsoft.com/office/word/2006/wordml" xmlns:wps="http://schemas.microsoft.com/office/word/2010/wordprocessingShape" mc:Ignorable="w14 wp14">
   <w:body>
     <w:p>
+      <w:pPr>
+        <w:pStyle w:val="Heading1"/>
+      </w:pPr>
       <w:r>
         <w:rPr>
           <w:rFonts w:ascii="Times New Roman" w:hAnsi="Times New Roman" w:eastAsia="標楷體"/>
           <w:b/>
           <w:sz w:val="32"/>
         </w:rPr>
-        <w:t>文章題目、賣點、材料（框架首頁 v3，2026-07-22；56 篇精讀後重寫）</w:t>
+        <w:t>文章題目、賣點、材料（Codex 證據邊界批改版；2026-07-24）</w:t>
       </w:r>
     </w:p>
     <w:p>
@@ -19,41 +22,7 @@
           <w:b w:val="0"/>
           <w:sz w:val="22"/>
         </w:rPr>
-        <w:t>本版依全庫 56 篇逐篇精讀之數據重寫（統計見 References/reading_notes/_SYN_title_anatomy.md）。文書規則自本版起落地：段落末黃底重點、引用文獻藍字、</w:t>
-      </w:r>
-      <w:r>
-        <w:rPr>
-          <w:rFonts w:ascii="Times New Roman" w:hAnsi="Times New Roman" w:eastAsia="標楷體"/>
-          <w:b w:val="0"/>
-          <w:color w:val="C00000"/>
-          <w:sz w:val="22"/>
-        </w:rPr>
-        <w:t>圖XX</w:t>
-      </w:r>
-      <w:r>
-        <w:rPr>
-          <w:rFonts w:ascii="Times New Roman" w:hAnsi="Times New Roman" w:eastAsia="標楷體"/>
-          <w:b w:val="0"/>
-          <w:sz w:val="22"/>
-        </w:rPr>
-        <w:t xml:space="preserve"> 紅字、</w:t>
-      </w:r>
-      <w:r>
-        <w:rPr>
-          <w:rFonts w:ascii="Times New Roman" w:hAnsi="Times New Roman" w:eastAsia="標楷體"/>
-          <w:b w:val="0"/>
-          <w:color w:val="008040"/>
-          <w:sz w:val="22"/>
-        </w:rPr>
-        <w:t>表XX</w:t>
-      </w:r>
-      <w:r>
-        <w:rPr>
-          <w:rFonts w:ascii="Times New Roman" w:hAnsi="Times New Roman" w:eastAsia="標楷體"/>
-          <w:b w:val="0"/>
-          <w:sz w:val="22"/>
-        </w:rPr>
-        <w:t xml:space="preserve"> 綠字。</w:t>
+        <w:t>本頁依 57 篇主庫、現有全文／摘要層級、05 單向定版成果及 06 階段性成果重新校準。原架構中可用的案例主軸與跨尺度方法予以保留；涉及現地因果、裂縫驗證、雙向回饋與時間尺度者，改成與現有證據相稱的語氣。</w:t>
       </w:r>
       <w:r>
         <w:rPr>
@@ -71,17 +40,20 @@
           <w:sz w:val="20"/>
           <w:highlight w:val="yellow"/>
         </w:rPr>
-        <w:t>【重點：本頁=全文之錨；此頁不穩不動正文】</w:t>
+        <w:t>【重點：本頁是討論稿，不是定版題目；所有主張須能回指 observation、scenario input 或 numerical evidence】</w:t>
       </w:r>
     </w:p>
     <w:p>
+      <w:pPr>
+        <w:pStyle w:val="Heading2"/>
+      </w:pPr>
       <w:r>
         <w:rPr>
           <w:rFonts w:ascii="Times New Roman" w:hAnsi="Times New Roman" w:eastAsia="標楷體"/>
           <w:b/>
           <w:sz w:val="28"/>
         </w:rPr>
-        <w:t>一、題目（定版建議＝混血案；56 題解剖數據支撐）</w:t>
+        <w:t>一、工作題目（未定版）</w:t>
       </w:r>
     </w:p>
     <w:p>
@@ -91,41 +63,7 @@
           <w:b w:val="0"/>
           <w:sz w:val="24"/>
         </w:rPr>
-        <w:t xml:space="preserve">數據事實：我們的賽道（營運隧道病害×機制歸因）11/11 題目零方法詞；案例匿名化 30/31（“an operating tunnel” 式）；“under+水文驅動” 有同刊直接前例 </w:t>
-      </w:r>
-      <w:r>
-        <w:rPr>
-          <w:rFonts w:ascii="Times New Roman" w:hAnsi="Times New Roman" w:eastAsia="標楷體"/>
-          <w:b w:val="0"/>
-          <w:color w:val="1F4EC8"/>
-          <w:sz w:val="24"/>
-        </w:rPr>
-        <w:t>(Sun et al., 2023)</w:t>
-      </w:r>
-      <w:r>
-        <w:rPr>
-          <w:rFonts w:ascii="Times New Roman" w:hAnsi="Times New Roman" w:eastAsia="標楷體"/>
-          <w:b w:val="0"/>
-          <w:sz w:val="24"/>
-        </w:rPr>
-        <w:t xml:space="preserve">；“crack evolution” 承接 </w:t>
-      </w:r>
-      <w:r>
-        <w:rPr>
-          <w:rFonts w:ascii="Times New Roman" w:hAnsi="Times New Roman" w:eastAsia="標楷體"/>
-          <w:b w:val="0"/>
-          <w:color w:val="1F4EC8"/>
-          <w:sz w:val="24"/>
-        </w:rPr>
-        <w:t>(Chiu et al., 2017)</w:t>
-      </w:r>
-      <w:r>
-        <w:rPr>
-          <w:rFonts w:ascii="Times New Roman" w:hAnsi="Times New Roman" w:eastAsia="標楷體"/>
-          <w:b w:val="0"/>
-          <w:sz w:val="24"/>
-        </w:rPr>
-        <w:t xml:space="preserve"> 系譜（被引 94）。</w:t>
+        <w:t>現地資料可支持病害存在、多期變化及高異常區分布，但目前不足以單獨證明地下水循環是裂縫的唯一或直接成因；數值水位變幅亦包含 100 m 放大情境。因此題目宜使用 under、numerical study 或 numerical investigation，暫不使用 driven by、influenced by、the driving mechanism。</w:t>
       </w:r>
       <w:r>
         <w:rPr>
@@ -143,7 +81,7 @@
           <w:sz w:val="22"/>
           <w:highlight w:val="yellow"/>
         </w:rPr>
-        <w:t>【重點：賽道慣例：題目零方法詞、案例匿名、方法退居賣點層】</w:t>
+        <w:t>【重點：題目要同時揭露水文情境與數值研究屬性，避免把數值機制寫成已完成的現地因果】</w:t>
       </w:r>
     </w:p>
     <w:p>
@@ -153,7 +91,7 @@
           <w:b/>
           <w:sz w:val="24"/>
         </w:rPr>
-        <w:t>首選（評分 22/25）：</w:t>
+        <w:t>建議首選：</w:t>
       </w:r>
     </w:p>
     <w:p>
@@ -166,7 +104,7 @@
           <w:b/>
           <w:sz w:val="24"/>
         </w:rPr>
-        <w:t>Lining crack evolution of an operating mountain railway tunnel under cyclic groundwater fluctuation: intermittent time-dependent deformation as the driving mechanism</w:t>
+        <w:t>Lining damage evolution in an operating mountain railway tunnel under cyclic groundwater-level fluctuations: A cross-scale continuum-discrete numerical study</w:t>
       </w:r>
     </w:p>
     <w:p>
@@ -179,7 +117,7 @@
           <w:b w:val="0"/>
           <w:sz w:val="24"/>
         </w:rPr>
-        <w:t>營運山岳鐵路隧道襯砌裂縫在地下水位循環下之演化：以滯動依時變形為驅動機制</w:t>
+        <w:t>循環地下水位變動下營運山岳鐵路隧道之襯砌損傷演化：跨尺度連續—離散數值研究</w:t>
       </w:r>
     </w:p>
     <w:p>
@@ -192,41 +130,7 @@
           <w:b w:val="0"/>
           <w:sz w:val="22"/>
         </w:rPr>
-        <w:t xml:space="preserve">主標繼承 </w:t>
-      </w:r>
-      <w:r>
-        <w:rPr>
-          <w:rFonts w:ascii="Times New Roman" w:hAnsi="Times New Roman" w:eastAsia="標楷體"/>
-          <w:b w:val="0"/>
-          <w:color w:val="1F4EC8"/>
-          <w:sz w:val="22"/>
-        </w:rPr>
-        <w:t>(Chiu et al., 2017)</w:t>
-      </w:r>
-      <w:r>
-        <w:rPr>
-          <w:rFonts w:ascii="Times New Roman" w:hAnsi="Times New Roman" w:eastAsia="標楷體"/>
-          <w:b w:val="0"/>
-          <w:sz w:val="22"/>
-        </w:rPr>
-        <w:t xml:space="preserve"> 的「crack evolution of an operational tunnel」構式（續作訊號）；副標把 intermittent time-dependent deformation 佔位入題、跨刊承接前作</w:t>
-      </w:r>
-      <w:r>
-        <w:rPr>
-          <w:rFonts w:ascii="Times New Roman" w:hAnsi="Times New Roman" w:eastAsia="標楷體"/>
-          <w:b w:val="0"/>
-          <w:color w:val="1F4EC8"/>
-          <w:sz w:val="22"/>
-        </w:rPr>
-        <w:t>(Tsai et al., in review)</w:t>
-      </w:r>
-      <w:r>
-        <w:rPr>
-          <w:rFonts w:ascii="Times New Roman" w:hAnsi="Times New Roman" w:eastAsia="標楷體"/>
-          <w:b w:val="0"/>
-          <w:sz w:val="22"/>
-        </w:rPr>
-        <w:t xml:space="preserve"> 術語——一題同時鎖兩條團隊系譜。</w:t>
+        <w:t>此題以 damage 包含微損傷與裂縫群聚，以 numerical study 限定證據性質；「under」只描述研究情境，不預先宣告單因歸因。</w:t>
       </w:r>
       <w:r>
         <w:rPr>
@@ -244,7 +148,7 @@
           <w:sz w:val="20"/>
           <w:highlight w:val="yellow"/>
         </w:rPr>
-        <w:t>【重點：一題鎖雙系譜：2017 案例線＋前作理論線】</w:t>
+        <w:t>【重點：目前最穩健：案例對象＋水文情境＋跨尺度數值範圍】</w:t>
       </w:r>
     </w:p>
     <w:p>
@@ -257,7 +161,7 @@
           <w:b w:val="0"/>
           <w:sz w:val="22"/>
         </w:rPr>
-        <w:t>備案 A（安全牌，若機制證據鏈不足以撐單因歸因）：Lining crack evolution of an operating mountain railway tunnel influenced by cyclic groundwater fluctuation</w:t>
+        <w:t>備案 A（裂縫解析證據完成後）：Cross-scale numerical investigation of lining cracking in an operating mountain railway tunnel under cyclic groundwater-level fluctuations</w:t>
       </w:r>
     </w:p>
     <w:p>
@@ -270,7 +174,7 @@
           <w:b w:val="0"/>
           <w:sz w:val="22"/>
         </w:rPr>
-        <w:t>備案 B（審稿疑慮時副標降級）：副標改 the role of intermittent time-dependent deformation（弱化為角色探討；不建議先自弱）。</w:t>
+        <w:t>內部備忘（目前不建議作公開候選題目）：Threshold-sensitive time-dependent rock deformation and lining damage under prescribed groundwater-level cycles。此案仍把尚未獨立驗證的門檻機制提前升為主軸，且須避免與團隊 in-review 稿件共用 novelty 表述；只有外部已刊文獻與本文控制分析均能承擔時才重新評估。</w:t>
       </w:r>
     </w:p>
     <w:p>
@@ -289,17 +193,20 @@
           <w:b w:val="0"/>
           <w:sz w:val="24"/>
         </w:rPr>
-        <w:t>題目定版：首選混血案／備案 A？（N-B 淘汰：三連字複合詞、56 篇樣本零前例）</w:t>
+        <w:t>先裁決文章核心是「案例—機制」或「雙向回饋方法」；在核心未定前不鎖死題目。</w:t>
       </w:r>
     </w:p>
     <w:p>
+      <w:pPr>
+        <w:pStyle w:val="Heading2"/>
+      </w:pPr>
       <w:r>
         <w:rPr>
           <w:rFonts w:ascii="Times New Roman" w:hAnsi="Times New Roman" w:eastAsia="標楷體"/>
           <w:b/>
           <w:sz w:val="28"/>
         </w:rPr>
-        <w:t>二、賣點（v2 重排：案例×機制＝故事主軸，方法＝差異化手段）</w:t>
+        <w:t>二、候選賣點（依目前可守程度排序）</w:t>
       </w:r>
     </w:p>
     <w:p>
@@ -312,24 +219,7 @@
           <w:b w:val="0"/>
           <w:sz w:val="24"/>
         </w:rPr>
-        <w:t>賣點 1｜案例資產之唯一性：營運中文化資產鐵道隧道×十年病徵時序複合監測鏈（LiDAR 全斷面兩期、三期異狀展開圖、裂縫計持續緩剪紀錄、修復履歷、水位計年擺幅）。戰法＝</w:t>
-      </w:r>
-      <w:r>
-        <w:rPr>
-          <w:rFonts w:ascii="Times New Roman" w:hAnsi="Times New Roman" w:eastAsia="標楷體"/>
-          <w:b w:val="0"/>
-          <w:color w:val="1F4EC8"/>
-          <w:sz w:val="24"/>
-        </w:rPr>
-        <w:t>(Chiu et al., 2017)</w:t>
-      </w:r>
-      <w:r>
-        <w:rPr>
-          <w:rFonts w:ascii="Times New Roman" w:hAnsi="Times New Roman" w:eastAsia="標楷體"/>
-          <w:b w:val="0"/>
-          <w:sz w:val="24"/>
-        </w:rPr>
-        <w:t xml:space="preserve"> 的稀缺性反轉：長期裂縫時序紀錄極少見，n=1 翻成資料價值。</w:t>
+        <w:t>核心 1｜案例導向的工程問題：以營運山岳鐵路隧道之多期 LiDAR／異狀展開圖、裂縫計、修復履歷、水位與地質調查作為幾何、參數來源及病害分區背景。案例資料用於 case grounding 與區域層級比較，不宣稱已完成水文因果閉合。</w:t>
       </w:r>
       <w:r>
         <w:rPr>
@@ -347,7 +237,7 @@
           <w:sz w:val="22"/>
           <w:highlight w:val="yellow"/>
         </w:rPr>
-        <w:t>【重點：故事主角是案例，不是模型】</w:t>
+        <w:t>【重點：避免「唯一性」；強調資料組合與研究可追溯性】</w:t>
       </w:r>
     </w:p>
     <w:p>
@@ -360,24 +250,7 @@
           <w:b w:val="0"/>
           <w:sz w:val="24"/>
         </w:rPr>
-        <w:t xml:space="preserve">賣點 2｜機制主張＝滯動起閉的襯砌尺度延伸：前作 </w:t>
-      </w:r>
-      <w:r>
-        <w:rPr>
-          <w:rFonts w:ascii="Times New Roman" w:hAnsi="Times New Roman" w:eastAsia="標楷體"/>
-          <w:b w:val="0"/>
-          <w:color w:val="1F4EC8"/>
-          <w:sz w:val="24"/>
-        </w:rPr>
-        <w:t>(Tsai et al., in review)</w:t>
-      </w:r>
-      <w:r>
-        <w:rPr>
-          <w:rFonts w:ascii="Times New Roman" w:hAnsi="Times New Roman" w:eastAsia="標楷體"/>
-          <w:b w:val="0"/>
-          <w:sz w:val="24"/>
-        </w:rPr>
-        <w:t xml:space="preserve"> 建立圍岩尺度滯動理論，本文推進到「水位相位控制襯砌損傷節律」：雨峰爆發 A_wet=7.0、退水凍結 A_frz=0.0046、濕窗貢獻 91% 損傷增量。</w:t>
+        <w:t>核心 2｜跨尺度整合：把坡地尺度地下水與依時反應、隧道近場傳遞及襯砌 BPM 微損傷放入同一案例導向數值鏈，並以 Kabsch 剛體扣除與應變一致性檢核控制尺度轉移。前人文獻可分段支持各環節，但尚不能替本文背書整條因果鏈。</w:t>
       </w:r>
       <w:r>
         <w:rPr>
@@ -395,7 +268,20 @@
           <w:sz w:val="22"/>
           <w:highlight w:val="yellow"/>
         </w:rPr>
-        <w:t>【重點：機制詞已入題＝佔位】</w:t>
+        <w:t>【重點：賣點是整合分散機理，不是首次 FLAC–PFC 耦合】</w:t>
+      </w:r>
+    </w:p>
+    <w:p>
+      <w:pPr>
+        <w:ind w:left="360"/>
+      </w:pPr>
+      <w:r>
+        <w:rPr>
+          <w:rFonts w:ascii="Times New Roman" w:hAnsi="Times New Roman" w:eastAsia="標楷體"/>
+          <w:b w:val="0"/>
+          <w:sz w:val="21"/>
+        </w:rPr>
+        <w:t>方法術語固定分層：05 的尺度串接稱 cross-scale one-way state transfer；PFC–FLAC 同一模型內的接觸互作稱 continuum–discrete wall-interface coupling；06 的跨交換節點更新稱 externally staggered／partitioned damage–stiffness feedback。三者不可統稱為雙向耦合。</w:t>
       </w:r>
     </w:p>
     <w:p>
@@ -408,7 +294,7 @@
           <w:b w:val="0"/>
           <w:sz w:val="24"/>
         </w:rPr>
-        <w:t>賣點 3｜方法特色一：三維工程地質模型錨定之跨尺度傳遞鏈（坡地→隧道→襯砌；340 m 鑽探＋室內試驗給參數出處；Kabsch 剛體扣除＋應變一致性檢核）。</w:t>
+        <w:t>核心 3｜相位相依的數值損傷節律：在 prescribed 100 m 放大水位情境與既定門檻模型下，濕窗微損傷事件率與初始乾窗事件率之比 A_wet=7.0，退水後時窗與濕窗事件率之比 A_frz=0.0046。兩者是模型內相位比較指標，不代表現地季節性損傷倍率；「退水後凍結」只作機制描述，不代表材料完全停止破壞。</w:t>
       </w:r>
       <w:r>
         <w:rPr>
@@ -426,7 +312,7 @@
           <w:sz w:val="22"/>
           <w:highlight w:val="yellow"/>
         </w:rPr>
-        <w:t>【重點：地質模型是出處不是背景】</w:t>
+        <w:t>【重點：可報倍率，但必須附定義、分母、情境與模型適用域】</w:t>
       </w:r>
     </w:p>
     <w:p>
@@ -439,41 +325,7 @@
           <w:b w:val="0"/>
           <w:sz w:val="24"/>
         </w:rPr>
-        <w:t xml:space="preserve">賣點 4｜方法特色二：BPM 離散襯砌之裂縫型態學（2.08M 鍵結、三軌分類環/斜/縱，與現地展開圖同座標對照）。最近前例 </w:t>
-      </w:r>
-      <w:r>
-        <w:rPr>
-          <w:rFonts w:ascii="Times New Roman" w:hAnsi="Times New Roman" w:eastAsia="標楷體"/>
-          <w:b w:val="0"/>
-          <w:color w:val="1F4EC8"/>
-          <w:sz w:val="24"/>
-        </w:rPr>
-        <w:t>(Liu et al., 2023)</w:t>
-      </w:r>
-      <w:r>
-        <w:rPr>
-          <w:rFonts w:ascii="Times New Roman" w:hAnsi="Times New Roman" w:eastAsia="標楷體"/>
-          <w:b w:val="0"/>
-          <w:sz w:val="24"/>
-        </w:rPr>
-        <w:t xml:space="preserve"> 僅及材料缺陷單調載重、</w:t>
-      </w:r>
-      <w:r>
-        <w:rPr>
-          <w:rFonts w:ascii="Times New Roman" w:hAnsi="Times New Roman" w:eastAsia="標楷體"/>
-          <w:b w:val="0"/>
-          <w:color w:val="1F4EC8"/>
-          <w:sz w:val="24"/>
-        </w:rPr>
-        <w:t>(Zheng et al., 2024)</w:t>
-      </w:r>
-      <w:r>
-        <w:rPr>
-          <w:rFonts w:ascii="Times New Roman" w:hAnsi="Times New Roman" w:eastAsia="標楷體"/>
-          <w:b w:val="0"/>
-          <w:sz w:val="24"/>
-        </w:rPr>
-        <w:t xml:space="preserve"> 僅及潛變無水；水文循環驅動之離散襯砌損傷無人做過。</w:t>
+        <w:t>核心 4｜顯式微損傷與空間型態：2.08M 可斷鍵 registry 可解析鍵結破壞事件及其環／斜／縱群聚；與現地只能比較高異常帶、空間分區與型態語言，不做逐裂縫吻合。單一斷鍵稱 microdamage，經聚類與幾何重建後才稱工程裂縫。</w:t>
       </w:r>
       <w:r>
         <w:rPr>
@@ -491,7 +343,7 @@
           <w:sz w:val="22"/>
           <w:highlight w:val="yellow"/>
         </w:rPr>
-        <w:t>【重點：離散襯砌×水循環＝文獻空格】</w:t>
+        <w:t>【重點：BPM 斷鍵不是裂縫寬度，也不是未經率定的 RC 服務行為】</w:t>
       </w:r>
     </w:p>
     <w:p>
@@ -504,7 +356,7 @@
           <w:b w:val="0"/>
           <w:sz w:val="24"/>
         </w:rPr>
-        <w:t>賣點 5｜方法特色三＋工程收尾：D→E 損傷回饋初探（day-130 損傷達單向 2.83×，放討論章）＋「地下水位管理＝襯砌損傷管理」之維養含義（TUST maintenance 範疇甜蜜點）。</w:t>
+        <w:t>探索 5｜外部分割式損傷—勁度回饋：06 建立由 PFC 損傷指標更新 FLAC shell 等效勁度的 26-step 流程。目前 T5 累積斷鍵數與單向 v6 相差 2.83 倍；因兩條流程尚未由同一時間跨度、同一交換節點設定的 L0 無回饋控制鏈配對，Eeff(D)、交換間隔及 timestep 敏感度亦未完成，本文不把此差異定義成回饋放大倍率。</w:t>
       </w:r>
       <w:r>
         <w:rPr>
@@ -522,7 +374,733 @@
           <w:sz w:val="22"/>
           <w:highlight w:val="yellow"/>
         </w:rPr>
-        <w:t>【重點：回饋當討論不當主菜；工程含義收尾】</w:t>
+        <w:t>【重點：06 目前放 Discussion／exploratory；完成控制與敏感度後再決定是否升格】</w:t>
+      </w:r>
+    </w:p>
+    <w:p>
+      <w:pPr>
+        <w:pStyle w:val="Heading2"/>
+      </w:pPr>
+      <w:r>
+        <w:rPr>
+          <w:rFonts w:ascii="Times New Roman" w:hAnsi="Times New Roman" w:eastAsia="標楷體"/>
+          <w:b/>
+          <w:sz w:val="28"/>
+        </w:rPr>
+        <w:t>三、材料與證據角色</w:t>
+      </w:r>
+    </w:p>
+    <w:tbl>
+      <w:tblPr>
+        <w:tblStyle w:val="TableGrid"/>
+        <w:tblW w:type="dxa" w:w="9548"/>
+        <w:jc w:val="center"/>
+        <w:tblLayout w:type="fixed"/>
+        <w:tblLook w:firstColumn="1" w:firstRow="1" w:lastColumn="0" w:lastRow="0" w:noHBand="0" w:noVBand="1" w:val="04A0"/>
+        <w:tblInd w:w="100" w:type="dxa"/>
+      </w:tblPr>
+      <w:tblGrid>
+        <w:gridCol w:w="1781"/>
+        <w:gridCol w:w="3776"/>
+        <w:gridCol w:w="3991"/>
+      </w:tblGrid>
+      <w:tr>
+        <w:trPr>
+          <w:tblHeader/>
+        </w:trPr>
+        <w:tc>
+          <w:tcPr>
+            <w:tcW w:type="dxa" w:w="1781"/>
+            <w:vAlign w:val="center"/>
+            <w:tcMar>
+              <w:top w:w="80" w:type="dxa"/>
+              <w:start w:w="100" w:type="dxa"/>
+              <w:bottom w:w="80" w:type="dxa"/>
+              <w:end w:w="100" w:type="dxa"/>
+            </w:tcMar>
+          </w:tcPr>
+          <w:p>
+            <w:r/>
+            <w:r>
+              <w:rPr>
+                <w:rFonts w:ascii="Times New Roman" w:hAnsi="Times New Roman" w:eastAsia="標楷體"/>
+                <w:b/>
+                <w:sz w:val="19"/>
+              </w:rPr>
+              <w:t>材料</w:t>
+            </w:r>
+          </w:p>
+        </w:tc>
+        <w:tc>
+          <w:tcPr>
+            <w:tcW w:type="dxa" w:w="3776"/>
+            <w:vAlign w:val="center"/>
+            <w:tcMar>
+              <w:top w:w="80" w:type="dxa"/>
+              <w:start w:w="100" w:type="dxa"/>
+              <w:bottom w:w="80" w:type="dxa"/>
+              <w:end w:w="100" w:type="dxa"/>
+            </w:tcMar>
+          </w:tcPr>
+          <w:p>
+            <w:r/>
+            <w:r>
+              <w:rPr>
+                <w:rFonts w:ascii="Times New Roman" w:hAnsi="Times New Roman" w:eastAsia="標楷體"/>
+                <w:b/>
+                <w:sz w:val="19"/>
+              </w:rPr>
+              <w:t>在文章中的角色</w:t>
+            </w:r>
+          </w:p>
+        </w:tc>
+        <w:tc>
+          <w:tcPr>
+            <w:tcW w:type="dxa" w:w="3991"/>
+            <w:vAlign w:val="center"/>
+            <w:tcMar>
+              <w:top w:w="80" w:type="dxa"/>
+              <w:start w:w="100" w:type="dxa"/>
+              <w:bottom w:w="80" w:type="dxa"/>
+              <w:end w:w="100" w:type="dxa"/>
+            </w:tcMar>
+          </w:tcPr>
+          <w:p>
+            <w:r/>
+            <w:r>
+              <w:rPr>
+                <w:rFonts w:ascii="Times New Roman" w:hAnsi="Times New Roman" w:eastAsia="標楷體"/>
+                <w:b/>
+                <w:sz w:val="19"/>
+              </w:rPr>
+              <w:t>現階段可主張／限制</w:t>
+            </w:r>
+          </w:p>
+        </w:tc>
+      </w:tr>
+      <w:tr>
+        <w:trPr>
+          <w:cantSplit/>
+        </w:trPr>
+        <w:tc>
+          <w:tcPr>
+            <w:tcW w:type="dxa" w:w="1781"/>
+            <w:vAlign w:val="center"/>
+            <w:tcMar>
+              <w:top w:w="80" w:type="dxa"/>
+              <w:start w:w="100" w:type="dxa"/>
+              <w:bottom w:w="80" w:type="dxa"/>
+              <w:end w:w="100" w:type="dxa"/>
+            </w:tcMar>
+          </w:tcPr>
+          <w:p>
+            <w:r/>
+            <w:r>
+              <w:rPr>
+                <w:rFonts w:ascii="Times New Roman" w:hAnsi="Times New Roman" w:eastAsia="標楷體"/>
+                <w:b w:val="0"/>
+                <w:sz w:val="18"/>
+              </w:rPr>
+              <w:t>現地病害與履歷</w:t>
+            </w:r>
+          </w:p>
+        </w:tc>
+        <w:tc>
+          <w:tcPr>
+            <w:tcW w:type="dxa" w:w="3776"/>
+            <w:vAlign w:val="center"/>
+            <w:tcMar>
+              <w:top w:w="80" w:type="dxa"/>
+              <w:start w:w="100" w:type="dxa"/>
+              <w:bottom w:w="80" w:type="dxa"/>
+              <w:end w:w="100" w:type="dxa"/>
+            </w:tcMar>
+          </w:tcPr>
+          <w:p>
+            <w:r/>
+            <w:r>
+              <w:rPr>
+                <w:rFonts w:ascii="Times New Roman" w:hAnsi="Times New Roman" w:eastAsia="標楷體"/>
+                <w:b w:val="0"/>
+                <w:sz w:val="18"/>
+              </w:rPr>
+              <w:t>LiDAR 兩期、異狀展開圖三期、裂縫計與修復紀錄；界定案例及高異常區</w:t>
+            </w:r>
+          </w:p>
+        </w:tc>
+        <w:tc>
+          <w:tcPr>
+            <w:tcW w:type="dxa" w:w="3991"/>
+            <w:vAlign w:val="center"/>
+            <w:tcMar>
+              <w:top w:w="80" w:type="dxa"/>
+              <w:start w:w="100" w:type="dxa"/>
+              <w:bottom w:w="80" w:type="dxa"/>
+              <w:end w:w="100" w:type="dxa"/>
+            </w:tcMar>
+          </w:tcPr>
+          <w:p>
+            <w:r/>
+            <w:r>
+              <w:rPr>
+                <w:rFonts w:ascii="Times New Roman" w:hAnsi="Times New Roman" w:eastAsia="標楷體"/>
+                <w:b w:val="0"/>
+                <w:sz w:val="18"/>
+              </w:rPr>
+              <w:t>可支持病害存在與分區；不可單獨證明地下水成因或逐裂縫驗證</w:t>
+            </w:r>
+          </w:p>
+        </w:tc>
+      </w:tr>
+      <w:tr>
+        <w:trPr>
+          <w:cantSplit/>
+        </w:trPr>
+        <w:tc>
+          <w:tcPr>
+            <w:tcW w:type="dxa" w:w="1781"/>
+            <w:vAlign w:val="center"/>
+            <w:tcMar>
+              <w:top w:w="80" w:type="dxa"/>
+              <w:start w:w="100" w:type="dxa"/>
+              <w:bottom w:w="80" w:type="dxa"/>
+              <w:end w:w="100" w:type="dxa"/>
+            </w:tcMar>
+          </w:tcPr>
+          <w:p>
+            <w:r/>
+            <w:r>
+              <w:rPr>
+                <w:rFonts w:ascii="Times New Roman" w:hAnsi="Times New Roman" w:eastAsia="標楷體"/>
+                <w:b w:val="0"/>
+                <w:sz w:val="18"/>
+              </w:rPr>
+              <w:t>現地水文與坡體資料</w:t>
+            </w:r>
+          </w:p>
+        </w:tc>
+        <w:tc>
+          <w:tcPr>
+            <w:tcW w:type="dxa" w:w="3776"/>
+            <w:vAlign w:val="center"/>
+            <w:tcMar>
+              <w:top w:w="80" w:type="dxa"/>
+              <w:start w:w="100" w:type="dxa"/>
+              <w:bottom w:w="80" w:type="dxa"/>
+              <w:end w:w="100" w:type="dxa"/>
+            </w:tcMar>
+          </w:tcPr>
+          <w:p>
+            <w:r/>
+            <w:r>
+              <w:rPr>
+                <w:rFonts w:ascii="Times New Roman" w:hAnsi="Times New Roman" w:eastAsia="標楷體"/>
+                <w:b w:val="0"/>
+                <w:sz w:val="18"/>
+              </w:rPr>
+              <w:t>界定觀測水位範圍、事件時序與可能外部驅動</w:t>
+            </w:r>
+          </w:p>
+        </w:tc>
+        <w:tc>
+          <w:tcPr>
+            <w:tcW w:type="dxa" w:w="3991"/>
+            <w:vAlign w:val="center"/>
+            <w:tcMar>
+              <w:top w:w="80" w:type="dxa"/>
+              <w:start w:w="100" w:type="dxa"/>
+              <w:bottom w:w="80" w:type="dxa"/>
+              <w:end w:w="100" w:type="dxa"/>
+            </w:tcMar>
+          </w:tcPr>
+          <w:p>
+            <w:r/>
+            <w:r>
+              <w:rPr>
+                <w:rFonts w:ascii="Times New Roman" w:hAnsi="Times New Roman" w:eastAsia="標楷體"/>
+                <w:b w:val="0"/>
+                <w:sz w:val="18"/>
+              </w:rPr>
+              <w:t>約 30 m 現地資訊與 100 m 數值情境必須分欄；缺同步資料時只作背景／邊界條件</w:t>
+            </w:r>
+          </w:p>
+        </w:tc>
+      </w:tr>
+      <w:tr>
+        <w:trPr>
+          <w:cantSplit/>
+        </w:trPr>
+        <w:tc>
+          <w:tcPr>
+            <w:tcW w:type="dxa" w:w="1781"/>
+            <w:vAlign w:val="center"/>
+            <w:tcMar>
+              <w:top w:w="80" w:type="dxa"/>
+              <w:start w:w="100" w:type="dxa"/>
+              <w:bottom w:w="80" w:type="dxa"/>
+              <w:end w:w="100" w:type="dxa"/>
+            </w:tcMar>
+          </w:tcPr>
+          <w:p>
+            <w:r/>
+            <w:r>
+              <w:rPr>
+                <w:rFonts w:ascii="Times New Roman" w:hAnsi="Times New Roman" w:eastAsia="標楷體"/>
+                <w:b w:val="0"/>
+                <w:sz w:val="18"/>
+              </w:rPr>
+              <w:t>地質與試驗</w:t>
+            </w:r>
+          </w:p>
+        </w:tc>
+        <w:tc>
+          <w:tcPr>
+            <w:tcW w:type="dxa" w:w="3776"/>
+            <w:vAlign w:val="center"/>
+            <w:tcMar>
+              <w:top w:w="80" w:type="dxa"/>
+              <w:start w:w="100" w:type="dxa"/>
+              <w:bottom w:w="80" w:type="dxa"/>
+              <w:end w:w="100" w:type="dxa"/>
+            </w:tcMar>
+          </w:tcPr>
+          <w:p>
+            <w:r/>
+            <w:r>
+              <w:rPr>
+                <w:rFonts w:ascii="Times New Roman" w:hAnsi="Times New Roman" w:eastAsia="標楷體"/>
+                <w:b w:val="0"/>
+                <w:sz w:val="18"/>
+              </w:rPr>
+              <w:t>三尺度幾何、地層與參數 provenance；鑽探及室內試驗來源</w:t>
+            </w:r>
+          </w:p>
+        </w:tc>
+        <w:tc>
+          <w:tcPr>
+            <w:tcW w:type="dxa" w:w="3991"/>
+            <w:vAlign w:val="center"/>
+            <w:tcMar>
+              <w:top w:w="80" w:type="dxa"/>
+              <w:start w:w="100" w:type="dxa"/>
+              <w:bottom w:w="80" w:type="dxa"/>
+              <w:end w:w="100" w:type="dxa"/>
+            </w:tcMar>
+          </w:tcPr>
+          <w:p>
+            <w:r/>
+            <w:r>
+              <w:rPr>
+                <w:rFonts w:ascii="Times New Roman" w:hAnsi="Times New Roman" w:eastAsia="標楷體"/>
+                <w:b w:val="0"/>
+                <w:sz w:val="18"/>
+              </w:rPr>
+              <w:t>所有採用值須列來源、轉換與適用尺度；K0、滲透率及門檻另列敏感度</w:t>
+            </w:r>
+          </w:p>
+        </w:tc>
+      </w:tr>
+      <w:tr>
+        <w:trPr>
+          <w:cantSplit/>
+        </w:trPr>
+        <w:tc>
+          <w:tcPr>
+            <w:tcW w:type="dxa" w:w="1781"/>
+            <w:vAlign w:val="center"/>
+            <w:tcMar>
+              <w:top w:w="80" w:type="dxa"/>
+              <w:start w:w="100" w:type="dxa"/>
+              <w:bottom w:w="80" w:type="dxa"/>
+              <w:end w:w="100" w:type="dxa"/>
+            </w:tcMar>
+          </w:tcPr>
+          <w:p>
+            <w:r/>
+            <w:r>
+              <w:rPr>
+                <w:rFonts w:ascii="Times New Roman" w:hAnsi="Times New Roman" w:eastAsia="標楷體"/>
+                <w:b w:val="0"/>
+                <w:sz w:val="18"/>
+              </w:rPr>
+              <w:t>05 單向鏈</w:t>
+            </w:r>
+          </w:p>
+        </w:tc>
+        <w:tc>
+          <w:tcPr>
+            <w:tcW w:type="dxa" w:w="3776"/>
+            <w:vAlign w:val="center"/>
+            <w:tcMar>
+              <w:top w:w="80" w:type="dxa"/>
+              <w:start w:w="100" w:type="dxa"/>
+              <w:bottom w:w="80" w:type="dxa"/>
+              <w:end w:w="100" w:type="dxa"/>
+            </w:tcMar>
+          </w:tcPr>
+          <w:p>
+            <w:r/>
+            <w:r>
+              <w:rPr>
+                <w:rFonts w:ascii="Times New Roman" w:hAnsi="Times New Roman" w:eastAsia="標楷體"/>
+                <w:b w:val="0"/>
+                <w:sz w:val="18"/>
+              </w:rPr>
+              <w:t>文章目前最成熟的主要數值材料；130 天、11 階段、尺度傳遞與襯砌微損傷</w:t>
+            </w:r>
+          </w:p>
+        </w:tc>
+        <w:tc>
+          <w:tcPr>
+            <w:tcW w:type="dxa" w:w="3991"/>
+            <w:vAlign w:val="center"/>
+            <w:tcMar>
+              <w:top w:w="80" w:type="dxa"/>
+              <w:start w:w="100" w:type="dxa"/>
+              <w:bottom w:w="80" w:type="dxa"/>
+              <w:end w:w="100" w:type="dxa"/>
+            </w:tcMar>
+          </w:tcPr>
+          <w:p>
+            <w:r/>
+            <w:r>
+              <w:rPr>
+                <w:rFonts w:ascii="Times New Roman" w:hAnsi="Times New Roman" w:eastAsia="標楷體"/>
+                <w:b w:val="0"/>
+                <w:sz w:val="18"/>
+              </w:rPr>
+              <w:t>可支持相對趨勢與空間機制；f=0.25、100 m 情境與 timestep 限制須前置</w:t>
+            </w:r>
+          </w:p>
+        </w:tc>
+      </w:tr>
+      <w:tr>
+        <w:trPr>
+          <w:cantSplit/>
+        </w:trPr>
+        <w:tc>
+          <w:tcPr>
+            <w:tcW w:type="dxa" w:w="1781"/>
+            <w:vAlign w:val="center"/>
+            <w:tcMar>
+              <w:top w:w="80" w:type="dxa"/>
+              <w:start w:w="100" w:type="dxa"/>
+              <w:bottom w:w="80" w:type="dxa"/>
+              <w:end w:w="100" w:type="dxa"/>
+            </w:tcMar>
+          </w:tcPr>
+          <w:p>
+            <w:r/>
+            <w:r>
+              <w:rPr>
+                <w:rFonts w:ascii="Times New Roman" w:hAnsi="Times New Roman" w:eastAsia="標楷體"/>
+                <w:b w:val="0"/>
+                <w:sz w:val="18"/>
+              </w:rPr>
+              <w:t>BPM 率定與 QA</w:t>
+            </w:r>
+          </w:p>
+        </w:tc>
+        <w:tc>
+          <w:tcPr>
+            <w:tcW w:type="dxa" w:w="3776"/>
+            <w:vAlign w:val="center"/>
+            <w:tcMar>
+              <w:top w:w="80" w:type="dxa"/>
+              <w:start w:w="100" w:type="dxa"/>
+              <w:bottom w:w="80" w:type="dxa"/>
+              <w:end w:w="100" w:type="dxa"/>
+            </w:tcMar>
+          </w:tcPr>
+          <w:p>
+            <w:r/>
+            <w:r>
+              <w:rPr>
+                <w:rFonts w:ascii="Times New Roman" w:hAnsi="Times New Roman" w:eastAsia="標楷體"/>
+                <w:b w:val="0"/>
+                <w:sz w:val="18"/>
+              </w:rPr>
+              <w:t>E、ν、UCS、巴西抗張、破壞型態、起裂門檻、registry 與聚類規則</w:t>
+            </w:r>
+          </w:p>
+        </w:tc>
+        <w:tc>
+          <w:tcPr>
+            <w:tcW w:type="dxa" w:w="3991"/>
+            <w:vAlign w:val="center"/>
+            <w:tcMar>
+              <w:top w:w="80" w:type="dxa"/>
+              <w:start w:w="100" w:type="dxa"/>
+              <w:bottom w:w="80" w:type="dxa"/>
+              <w:end w:w="100" w:type="dxa"/>
+            </w:tcMar>
+          </w:tcPr>
+          <w:p>
+            <w:r/>
+            <w:r>
+              <w:rPr>
+                <w:rFonts w:ascii="Times New Roman" w:hAnsi="Times New Roman" w:eastAsia="標楷體"/>
+                <w:b w:val="0"/>
+                <w:sz w:val="18"/>
+              </w:rPr>
+              <w:t>投稿前應彙成可重現證據；未配筋模型不得稱為完整鋼筋混凝土襯砌</w:t>
+            </w:r>
+          </w:p>
+        </w:tc>
+      </w:tr>
+      <w:tr>
+        <w:trPr>
+          <w:cantSplit/>
+        </w:trPr>
+        <w:tc>
+          <w:tcPr>
+            <w:tcW w:type="dxa" w:w="1781"/>
+            <w:vAlign w:val="center"/>
+            <w:tcMar>
+              <w:top w:w="80" w:type="dxa"/>
+              <w:start w:w="100" w:type="dxa"/>
+              <w:bottom w:w="80" w:type="dxa"/>
+              <w:end w:w="100" w:type="dxa"/>
+            </w:tcMar>
+          </w:tcPr>
+          <w:p>
+            <w:r/>
+            <w:r>
+              <w:rPr>
+                <w:rFonts w:ascii="Times New Roman" w:hAnsi="Times New Roman" w:eastAsia="標楷體"/>
+                <w:b w:val="0"/>
+                <w:sz w:val="18"/>
+              </w:rPr>
+              <w:t>06 分割式回饋</w:t>
+            </w:r>
+          </w:p>
+        </w:tc>
+        <w:tc>
+          <w:tcPr>
+            <w:tcW w:type="dxa" w:w="3776"/>
+            <w:vAlign w:val="center"/>
+            <w:tcMar>
+              <w:top w:w="80" w:type="dxa"/>
+              <w:start w:w="100" w:type="dxa"/>
+              <w:bottom w:w="80" w:type="dxa"/>
+              <w:end w:w="100" w:type="dxa"/>
+            </w:tcMar>
+          </w:tcPr>
+          <w:p>
+            <w:r/>
+            <w:r>
+              <w:rPr>
+                <w:rFonts w:ascii="Times New Roman" w:hAnsi="Times New Roman" w:eastAsia="標楷體"/>
+                <w:b w:val="0"/>
+                <w:sz w:val="18"/>
+              </w:rPr>
+              <w:t>探索開裂—軟化—再分配的正回饋可能性</w:t>
+            </w:r>
+          </w:p>
+        </w:tc>
+        <w:tc>
+          <w:tcPr>
+            <w:tcW w:type="dxa" w:w="3991"/>
+            <w:vAlign w:val="center"/>
+            <w:tcMar>
+              <w:top w:w="80" w:type="dxa"/>
+              <w:start w:w="100" w:type="dxa"/>
+              <w:bottom w:w="80" w:type="dxa"/>
+              <w:end w:w="100" w:type="dxa"/>
+            </w:tcMar>
+          </w:tcPr>
+          <w:p>
+            <w:r/>
+            <w:r>
+              <w:rPr>
+                <w:rFonts w:ascii="Times New Roman" w:hAnsi="Times New Roman" w:eastAsia="標楷體"/>
+                <w:b w:val="0"/>
+                <w:sz w:val="18"/>
+              </w:rPr>
+              <w:t>L0、Eeff(D)、交換間隔與 timestep 對照完成前不作壽命或絕對放大預測</w:t>
+            </w:r>
+          </w:p>
+        </w:tc>
+      </w:tr>
+      <w:tr>
+        <w:trPr>
+          <w:cantSplit/>
+        </w:trPr>
+        <w:tc>
+          <w:tcPr>
+            <w:tcW w:type="dxa" w:w="1781"/>
+            <w:vAlign w:val="center"/>
+            <w:tcMar>
+              <w:top w:w="80" w:type="dxa"/>
+              <w:start w:w="100" w:type="dxa"/>
+              <w:bottom w:w="80" w:type="dxa"/>
+              <w:end w:w="100" w:type="dxa"/>
+            </w:tcMar>
+          </w:tcPr>
+          <w:p>
+            <w:r/>
+            <w:r>
+              <w:rPr>
+                <w:rFonts w:ascii="Times New Roman" w:hAnsi="Times New Roman" w:eastAsia="標楷體"/>
+                <w:b w:val="0"/>
+                <w:sz w:val="18"/>
+              </w:rPr>
+              <w:t>57 篇文獻庫</w:t>
+            </w:r>
+          </w:p>
+        </w:tc>
+        <w:tc>
+          <w:tcPr>
+            <w:tcW w:type="dxa" w:w="3776"/>
+            <w:vAlign w:val="center"/>
+            <w:tcMar>
+              <w:top w:w="80" w:type="dxa"/>
+              <w:start w:w="100" w:type="dxa"/>
+              <w:bottom w:w="80" w:type="dxa"/>
+              <w:end w:w="100" w:type="dxa"/>
+            </w:tcMar>
+          </w:tcPr>
+          <w:p>
+            <w:r/>
+            <w:r>
+              <w:rPr>
+                <w:rFonts w:ascii="Times New Roman" w:hAnsi="Times New Roman" w:eastAsia="標楷體"/>
+                <w:b w:val="0"/>
+                <w:sz w:val="18"/>
+              </w:rPr>
+              <w:t>分段支撐水力、循環路徑、依時變形、坡隧互制、裂縫與耦合方法</w:t>
+            </w:r>
+          </w:p>
+        </w:tc>
+        <w:tc>
+          <w:tcPr>
+            <w:tcW w:type="dxa" w:w="3991"/>
+            <w:vAlign w:val="center"/>
+            <w:tcMar>
+              <w:top w:w="80" w:type="dxa"/>
+              <w:start w:w="100" w:type="dxa"/>
+              <w:bottom w:w="80" w:type="dxa"/>
+              <w:end w:w="100" w:type="dxa"/>
+            </w:tcMar>
+          </w:tcPr>
+          <w:p>
+            <w:r/>
+            <w:r>
+              <w:rPr>
+                <w:rFonts w:ascii="Times New Roman" w:hAnsi="Times New Roman" w:eastAsia="標楷體"/>
+                <w:b w:val="0"/>
+                <w:sz w:val="18"/>
+              </w:rPr>
+              <w:t>A/B 全文可承擔核心論證；B* 只作團隊系譜；C 摘要級僅作背景或待查線索</w:t>
+            </w:r>
+          </w:p>
+        </w:tc>
+      </w:tr>
+    </w:tbl>
+    <w:p>
+      <w:pPr>
+        <w:pStyle w:val="Heading2"/>
+      </w:pPr>
+      <w:r>
+        <w:rPr>
+          <w:rFonts w:ascii="Times New Roman" w:hAnsi="Times New Roman" w:eastAsia="標楷體"/>
+          <w:b/>
+          <w:sz w:val="28"/>
+        </w:rPr>
+        <w:t>四、建議的文章策略與待討論事項</w:t>
+      </w:r>
+    </w:p>
+    <w:p>
+      <w:r>
+        <w:rPr>
+          <w:rFonts w:ascii="Times New Roman" w:hAnsi="Times New Roman" w:eastAsia="標楷體"/>
+          <w:b w:val="0"/>
+          <w:sz w:val="24"/>
+        </w:rPr>
+        <w:t>現階段建議以「案例—機制型」為主：05 為 Results 主體，06 以 exploratory subsection 放入 Discussion。若 L0、Eeff(D) 與敏感度完成且結果穩健，再考慮把雙向回饋升為核心，或另形成方法型文章。</w:t>
+      </w:r>
+      <w:r>
+        <w:rPr>
+          <w:rFonts w:ascii="Times New Roman" w:hAnsi="Times New Roman" w:eastAsia="標楷體"/>
+          <w:b w:val="0"/>
+          <w:sz w:val="24"/>
+        </w:rPr>
+        <w:t xml:space="preserve">　</w:t>
+      </w:r>
+      <w:r>
+        <w:rPr>
+          <w:rFonts w:ascii="Times New Roman" w:hAnsi="Times New Roman" w:eastAsia="標楷體"/>
+          <w:b w:val="0"/>
+          <w:color w:val="000000"/>
+          <w:sz w:val="22"/>
+          <w:highlight w:val="yellow"/>
+        </w:rPr>
+        <w:t>【重點：先讓最成熟的證據承擔主文，避免最弱假設控制整篇審查】</w:t>
+      </w:r>
+    </w:p>
+    <w:p>
+      <w:pPr>
+        <w:pStyle w:val="ListBullet"/>
+      </w:pPr>
+      <w:r>
+        <w:rPr>
+          <w:rFonts w:ascii="Times New Roman" w:hAnsi="Times New Roman" w:eastAsia="標楷體"/>
+          <w:b w:val="0"/>
+          <w:sz w:val="22"/>
+        </w:rPr>
+        <w:t>門檻 T 的物理意義、定準方法與尺度差異</w:t>
+      </w:r>
+    </w:p>
+    <w:p>
+      <w:pPr>
+        <w:pStyle w:val="ListBullet"/>
+      </w:pPr>
+      <w:r>
+        <w:rPr>
+          <w:rFonts w:ascii="Times New Roman" w:hAnsi="Times New Roman" w:eastAsia="標楷體"/>
+          <w:b w:val="0"/>
+          <w:sz w:val="22"/>
+        </w:rPr>
+        <w:t>現地水位資訊與 100 m 放大情境的分離及合理用途</w:t>
+      </w:r>
+    </w:p>
+    <w:p>
+      <w:pPr>
+        <w:pStyle w:val="ListBullet"/>
+      </w:pPr>
+      <w:r>
+        <w:rPr>
+          <w:rFonts w:ascii="Times New Roman" w:hAnsi="Times New Roman" w:eastAsia="標楷體"/>
+          <w:b w:val="0"/>
+          <w:sz w:val="22"/>
+        </w:rPr>
+        <w:t>f=0.25、PFC timestep scaling 與 trend-level interpretation</w:t>
+      </w:r>
+    </w:p>
+    <w:p>
+      <w:pPr>
+        <w:pStyle w:val="ListBullet"/>
+      </w:pPr>
+      <w:r>
+        <w:rPr>
+          <w:rFonts w:ascii="Times New Roman" w:hAnsi="Times New Roman" w:eastAsia="標楷體"/>
+          <w:b w:val="0"/>
+          <w:sz w:val="22"/>
+        </w:rPr>
+        <w:t>現地—模擬比較只到分區／型態／方向，不到單一裂縫</w:t>
+      </w:r>
+    </w:p>
+    <w:p>
+      <w:pPr>
+        <w:pStyle w:val="ListBullet"/>
+      </w:pPr>
+      <w:r>
+        <w:rPr>
+          <w:rFonts w:ascii="Times New Roman" w:hAnsi="Times New Roman" w:eastAsia="標楷體"/>
+          <w:b w:val="0"/>
+          <w:sz w:val="22"/>
+        </w:rPr>
+        <w:t>若保留維護意涵，須把斷鍵轉譯成裂縫密度、位置與監測指標，而非直接提出管理門檻</w:t>
       </w:r>
     </w:p>
     <w:p>
@@ -541,162 +1119,12 @@
           <w:b w:val="0"/>
           <w:sz w:val="24"/>
         </w:rPr>
-        <w:t>賣點措辭與排序？（案例先行、方法置後之新排序是否符合你的直覺）</w:t>
-      </w:r>
-    </w:p>
-    <w:p>
-      <w:r>
-        <w:rPr>
-          <w:rFonts w:ascii="Times New Roman" w:hAnsi="Times New Roman" w:eastAsia="標楷體"/>
-          <w:b/>
-          <w:sz w:val="28"/>
-        </w:rPr>
-        <w:t>三、材料（5 項食材，不變）</w:t>
-      </w:r>
-    </w:p>
-    <w:p>
-      <w:pPr>
-        <w:ind w:left="360"/>
-      </w:pPr>
-      <w:r>
-        <w:rPr>
-          <w:rFonts w:ascii="Times New Roman" w:hAnsi="Times New Roman" w:eastAsia="標楷體"/>
-          <w:b w:val="0"/>
-          <w:sz w:val="22"/>
-        </w:rPr>
-        <w:t>材料 1：修正力學模式（門檻黏彈塑 Burgers-Mohr；s1 門檻掃描定準法）——引前作、只寫差異</w:t>
-      </w:r>
-    </w:p>
-    <w:p>
-      <w:pPr>
-        <w:ind w:left="360"/>
-      </w:pPr>
-      <w:r>
-        <w:rPr>
-          <w:rFonts w:ascii="Times New Roman" w:hAnsi="Times New Roman" w:eastAsia="標楷體"/>
-          <w:b w:val="0"/>
-          <w:sz w:val="22"/>
-        </w:rPr>
-        <w:t>材料 2：三維工程地質模型（坡地 4 層／隧道 6 層／互制模型；202411 附錄 11/12/13 鑽探試驗出處）</w:t>
-      </w:r>
-    </w:p>
-    <w:p>
-      <w:pPr>
-        <w:ind w:left="360"/>
-      </w:pPr>
-      <w:r>
-        <w:rPr>
-          <w:rFonts w:ascii="Times New Roman" w:hAnsi="Times New Roman" w:eastAsia="標楷體"/>
-          <w:b w:val="0"/>
-          <w:sz w:val="22"/>
-        </w:rPr>
-        <w:t>材料 3：真實案例資料（#46 隧道 1233 m、R=50 曲線：LiDAR 兩期、三期展開圖、裂縫計、修復履歷）</w:t>
-      </w:r>
-    </w:p>
-    <w:p>
-      <w:pPr>
-        <w:ind w:left="360"/>
-      </w:pPr>
-      <w:r>
-        <w:rPr>
-          <w:rFonts w:ascii="Times New Roman" w:hAnsi="Times New Roman" w:eastAsia="標楷體"/>
-          <w:b w:val="0"/>
-          <w:sz w:val="22"/>
-        </w:rPr>
-        <w:t>材料 4：單向弱耦合定版成果（05 v6：130 天、37,980 斷鍵、環199/斜19/縱3 m、外壓 946 kPa、推力 1,029 kN/m）</w:t>
-      </w:r>
-    </w:p>
-    <w:p>
-      <w:pPr>
-        <w:ind w:left="360"/>
-      </w:pPr>
-      <w:r>
-        <w:rPr>
-          <w:rFonts w:ascii="Times New Roman" w:hAnsi="Times New Roman" w:eastAsia="標楷體"/>
-          <w:b w:val="0"/>
-          <w:sz w:val="22"/>
-        </w:rPr>
-        <w:t>材料 5：雙向強耦合鏈（06 T5：26×5 天、D→E 回饋、107,479 斷鍵=2.83×）</w:t>
-      </w:r>
-    </w:p>
-    <w:p>
-      <w:r>
-        <w:rPr>
-          <w:rFonts w:ascii="Times New Roman" w:hAnsi="Times New Roman" w:eastAsia="標楷體"/>
-          <w:b/>
-          <w:sz w:val="28"/>
-        </w:rPr>
-        <w:t>四、討論要點（5 項，不變）</w:t>
-      </w:r>
-    </w:p>
-    <w:p>
-      <w:pPr>
-        <w:ind w:left="360"/>
-      </w:pPr>
-      <w:r>
-        <w:rPr>
-          <w:rFonts w:ascii="Times New Roman" w:hAnsi="Times New Roman" w:eastAsia="標楷體"/>
-          <w:b w:val="0"/>
-          <w:sz w:val="22"/>
-        </w:rPr>
-        <w:t>・雙向 vs 單向放大之分解（L0 對照鏈）</w:t>
-      </w:r>
-    </w:p>
-    <w:p>
-      <w:pPr>
-        <w:ind w:left="360"/>
-      </w:pPr>
-      <w:r>
-        <w:rPr>
-          <w:rFonts w:ascii="Times New Roman" w:hAnsi="Times New Roman" w:eastAsia="標楷體"/>
-          <w:b w:val="0"/>
-          <w:sz w:val="22"/>
-        </w:rPr>
-        <w:t>・門檻 T 的物理意義與定準敏感度</w:t>
-      </w:r>
-    </w:p>
-    <w:p>
-      <w:pPr>
-        <w:ind w:left="360"/>
-      </w:pPr>
-      <w:r>
-        <w:rPr>
-          <w:rFonts w:ascii="Times New Roman" w:hAnsi="Times New Roman" w:eastAsia="標楷體"/>
-          <w:b w:val="0"/>
-          <w:sz w:val="22"/>
-        </w:rPr>
-        <w:t>・水位擺幅情境論證（實測 ~30 m vs 模擬 100 m）</w:t>
-      </w:r>
-    </w:p>
-    <w:p>
-      <w:pPr>
-        <w:ind w:left="360"/>
-      </w:pPr>
-      <w:r>
-        <w:rPr>
-          <w:rFonts w:ascii="Times New Roman" w:hAnsi="Times New Roman" w:eastAsia="標楷體"/>
-          <w:b w:val="0"/>
-          <w:sz w:val="22"/>
-        </w:rPr>
-        <w:t>・f=0.25 縮尺與趨勢級解讀邊界</w:t>
-      </w:r>
-    </w:p>
-    <w:p>
-      <w:pPr>
-        <w:ind w:left="360"/>
-      </w:pPr>
-      <w:r>
-        <w:rPr>
-          <w:rFonts w:ascii="Times New Roman" w:hAnsi="Times New Roman" w:eastAsia="標楷體"/>
-          <w:b w:val="0"/>
-          <w:sz w:val="22"/>
-        </w:rPr>
-        <w:t>・水位管理＝損傷管理（滯動泵收尾）</w:t>
+        <w:t>請 Wade 看完後裁決：①主軸是否採案例—機制型；②題目首選／備案；③06 保留探索性或補證後升格。</w:t>
       </w:r>
     </w:p>
     <w:sectPr>
       <w:pgSz w:w="12240" w:h="15840"/>
-      <w:pgMar w:top="1440" w:right="1800" w:bottom="1440" w:left="1800" w:header="720" w:footer="720" w:gutter="0"/>
+      <w:pgMar w:top="1224" w:right="1296" w:bottom="1224" w:left="1296" w:header="720" w:footer="720" w:gutter="0"/>
       <w:cols w:space="720"/>
       <w:docGrid w:linePitch="360"/>
     </w:sectPr>
@@ -1067,6 +1495,9 @@
     <w:name w:val="Normal"/>
     <w:qFormat/>
     <w:rsid w:val="00FC693F"/>
+    <w:pPr>
+      <w:spacing w:after="120" w:line="283" w:lineRule="auto"/>
+    </w:pPr>
     <w:rPr>
       <w:rFonts w:ascii="Times New Roman" w:hAnsi="Times New Roman" w:eastAsia="標楷體"/>
       <w:sz w:val="24"/>
@@ -1127,15 +1558,15 @@
     <w:pPr>
       <w:keepNext/>
       <w:keepLines/>
-      <w:spacing w:before="480" w:after="0"/>
+      <w:spacing w:before="200" w:after="100"/>
       <w:outlineLvl w:val="0"/>
     </w:pPr>
     <w:rPr>
-      <w:rFonts w:asciiTheme="majorHAnsi" w:eastAsiaTheme="majorEastAsia" w:hAnsiTheme="majorHAnsi" w:cstheme="majorBidi"/>
+      <w:rFonts w:asciiTheme="majorHAnsi" w:eastAsiaTheme="majorEastAsia" w:hAnsiTheme="majorHAnsi" w:cstheme="majorBidi" w:ascii="Times New Roman" w:hAnsi="Times New Roman" w:eastAsia="標楷體"/>
       <w:b/>
       <w:bCs/>
-      <w:color w:val="365F91" w:themeColor="accent1" w:themeShade="BF"/>
-      <w:sz w:val="28"/>
+      <w:color w:val="000000"/>
+      <w:sz w:val="32"/>
       <w:szCs w:val="28"/>
     </w:rPr>
   </w:style>
@@ -1151,15 +1582,15 @@
     <w:pPr>
       <w:keepNext/>
       <w:keepLines/>
-      <w:spacing w:before="200" w:after="0"/>
+      <w:spacing w:before="160" w:after="100"/>
       <w:outlineLvl w:val="1"/>
     </w:pPr>
     <w:rPr>
-      <w:rFonts w:asciiTheme="majorHAnsi" w:eastAsiaTheme="majorEastAsia" w:hAnsiTheme="majorHAnsi" w:cstheme="majorBidi"/>
+      <w:rFonts w:asciiTheme="majorHAnsi" w:eastAsiaTheme="majorEastAsia" w:hAnsiTheme="majorHAnsi" w:cstheme="majorBidi" w:ascii="Times New Roman" w:hAnsi="Times New Roman" w:eastAsia="標楷體"/>
       <w:b/>
       <w:bCs/>
-      <w:color w:val="4F81BD" w:themeColor="accent1"/>
-      <w:sz w:val="26"/>
+      <w:color w:val="000000"/>
+      <w:sz w:val="28"/>
       <w:szCs w:val="26"/>
     </w:rPr>
   </w:style>
@@ -1598,8 +2029,13 @@
       <w:numPr>
         <w:numId w:val="1"/>
       </w:numPr>
+      <w:spacing w:after="60"/>
       <w:contextualSpacing/>
     </w:pPr>
+    <w:rPr>
+      <w:rFonts w:ascii="Times New Roman" w:hAnsi="Times New Roman" w:eastAsia="標楷體"/>
+      <w:sz w:val="22"/>
+    </w:rPr>
   </w:style>
   <w:style w:type="paragraph" w:styleId="ListBullet2">
     <w:name w:val="List Bullet 2"/>
@@ -1637,8 +2073,13 @@
       <w:numPr>
         <w:numId w:val="5"/>
       </w:numPr>
+      <w:spacing w:after="60"/>
       <w:contextualSpacing/>
     </w:pPr>
+    <w:rPr>
+      <w:rFonts w:ascii="Times New Roman" w:hAnsi="Times New Roman" w:eastAsia="標楷體"/>
+      <w:sz w:val="22"/>
+    </w:rPr>
   </w:style>
   <w:style w:type="paragraph" w:styleId="ListNumber2">
     <w:name w:val="List Number 2"/>
